--- a/Lab1_Rozgaluzheni_algorytmy.docx
+++ b/Lab1_Rozgaluzheni_algorytmy.docx
@@ -1,23 +1,23 @@
 
 <file path=word/document.xml><?xml version="1.0" encoding="utf-8"?>
-<w:document xmlns:w="http://schemas.openxmlformats.org/wordprocessingml/2006/main" xmlns:m="http://schemas.openxmlformats.org/officeDocument/2006/math" xmlns:r="http://schemas.openxmlformats.org/officeDocument/2006/relationships" xmlns:o="urn:schemas-microsoft-com:office:office" xmlns:v="urn:schemas-microsoft-com:vml" xmlns:w10="urn:schemas-microsoft-com:office:word" xmlns:a="http://schemas.openxmlformats.org/drawingml/2006/main" xmlns:pic="http://schemas.openxmlformats.org/drawingml/2006/picture" xmlns:wp="http://schemas.openxmlformats.org/drawingml/2006/wordprocessingDrawing">
+<w:document xmlns:wpc="http://schemas.microsoft.com/office/word/2010/wordprocessingCanvas" xmlns:cx="http://schemas.microsoft.com/office/drawing/2014/chartex" xmlns:cx1="http://schemas.microsoft.com/office/drawing/2015/9/8/chartex" xmlns:cx2="http://schemas.microsoft.com/office/drawing/2015/10/21/chartex" xmlns:cx3="http://schemas.microsoft.com/office/drawing/2016/5/9/chartex" xmlns:cx4="http://schemas.microsoft.com/office/drawing/2016/5/10/chartex" xmlns:cx5="http://schemas.microsoft.com/office/drawing/2016/5/11/chartex" xmlns:cx6="http://schemas.microsoft.com/office/drawing/2016/5/12/chartex" xmlns:cx7="http://schemas.microsoft.com/office/drawing/2016/5/13/chartex" xmlns:cx8="http://schemas.microsoft.com/office/drawing/2016/5/14/chartex" xmlns:mc="http://schemas.openxmlformats.org/markup-compatibility/2006" xmlns:aink="http://schemas.microsoft.com/office/drawing/2016/ink" xmlns:am3d="http://schemas.microsoft.com/office/drawing/2017/model3d" xmlns:o="urn:schemas-microsoft-com:office:office" xmlns:oel="http://schemas.microsoft.com/office/2019/extlst" xmlns:r="http://schemas.openxmlformats.org/officeDocument/2006/relationships" xmlns:m="http://schemas.openxmlformats.org/officeDocument/2006/math" xmlns:v="urn:schemas-microsoft-com:vml" xmlns:wp14="http://schemas.microsoft.com/office/word/2010/wordprocessingDrawing" xmlns:wp="http://schemas.openxmlformats.org/drawingml/2006/wordprocessingDrawing" xmlns:w10="urn:schemas-microsoft-com:office:word" xmlns:w="http://schemas.openxmlformats.org/wordprocessingml/2006/main" xmlns:w14="http://schemas.microsoft.com/office/word/2010/wordml" xmlns:w15="http://schemas.microsoft.com/office/word/2012/wordml" xmlns:w16cex="http://schemas.microsoft.com/office/word/2018/wordml/cex" xmlns:w16cid="http://schemas.microsoft.com/office/word/2016/wordml/cid" xmlns:w16="http://schemas.microsoft.com/office/word/2018/wordml" xmlns:w16du="http://schemas.microsoft.com/office/word/2023/wordml/word16du" xmlns:w16sdtdh="http://schemas.microsoft.com/office/word/2020/wordml/sdtdatahash" xmlns:w16sdtfl="http://schemas.microsoft.com/office/word/2024/wordml/sdtformatlock" xmlns:w16se="http://schemas.microsoft.com/office/word/2015/wordml/symex" xmlns:wpg="http://schemas.microsoft.com/office/word/2010/wordprocessingGroup" xmlns:wpi="http://schemas.microsoft.com/office/word/2010/wordprocessingInk" xmlns:wne="http://schemas.microsoft.com/office/word/2006/wordml" xmlns:wps="http://schemas.microsoft.com/office/word/2010/wordprocessingShape" mc:Ignorable="w14 w15 w16se w16cid w16 w16cex w16sdtdh w16sdtfl w16du wp14">
   <w:body>
-    <w:bookmarkStart w:id="29" w:name="лабораторна-робота-1"/>
     <w:p>
       <w:pPr>
         <w:pStyle w:val="Heading1"/>
       </w:pPr>
-      <w:r>
-        <w:t xml:space="preserve">Лабораторна робота № 1</w:t>
-      </w:r>
-    </w:p>
-    <w:bookmarkStart w:id="20" w:name="розгалужені-алгоритми"/>
+      <w:bookmarkStart w:id="0" w:name="лабораторна-робота-1"/>
+      <w:r>
+        <w:t>Лабораторна робота № 1</w:t>
+      </w:r>
+    </w:p>
     <w:p>
       <w:pPr>
         <w:pStyle w:val="Heading2"/>
       </w:pPr>
-      <w:r>
-        <w:t xml:space="preserve">Розгалужені алгоритми</w:t>
+      <w:bookmarkStart w:id="1" w:name="розгалужені-алгоритми"/>
+      <w:r>
+        <w:t>Розгалужені алгоритми</w:t>
       </w:r>
     </w:p>
     <w:p>
@@ -26,639 +26,553 @@
       </w:pPr>
       <w:r>
         <w:rPr>
+          <w:b/>
           <w:bCs/>
+        </w:rPr>
+        <w:t>Дисципліна:</w:t>
+      </w:r>
+      <w:r>
+        <w:t xml:space="preserve"> Структури даних та алгоритми (СДА)</w:t>
+      </w:r>
+      <w:r>
+        <w:br/>
+      </w:r>
+      <w:r>
+        <w:rPr>
           <w:b/>
-        </w:rPr>
-        <w:t xml:space="preserve">Дисципліна:</w:t>
-      </w:r>
-      <w:r>
-        <w:t xml:space="preserve"> </w:t>
-      </w:r>
-      <w:r>
-        <w:t xml:space="preserve">Структури даних та алгоритми (СДА)</w:t>
-      </w:r>
-      <w:r>
-        <w:br/>
-      </w:r>
-      <w:r>
-        <w:rPr>
           <w:bCs/>
+        </w:rPr>
+        <w:t>Мова програмування:</w:t>
+      </w:r>
+      <w:r>
+        <w:t xml:space="preserve"> С (не С++ і не будь-яка інша мова)</w:t>
+      </w:r>
+    </w:p>
+    <w:p>
+      <w:r>
+        <w:pict w14:anchorId="7C4D925C">
+          <v:rect id="_x0000_i1025" style="width:0;height:1.5pt" o:hralign="center" o:hrstd="t" o:hr="t"/>
+        </w:pict>
+      </w:r>
+    </w:p>
+    <w:p>
+      <w:pPr>
+        <w:pStyle w:val="BlockText"/>
+      </w:pPr>
+      <w:r>
+        <w:rPr>
           <w:b/>
-        </w:rPr>
-        <w:t xml:space="preserve">Мова програмування:</w:t>
-      </w:r>
-      <w:r>
-        <w:t xml:space="preserve"> </w:t>
-      </w:r>
-      <w:r>
-        <w:t xml:space="preserve">С (не С++ і не будь-яка інша мова)</w:t>
-      </w:r>
-    </w:p>
-    <w:p>
-      <w:r>
-        <w:pict>
-          <v:rect style="width:0;height:1.5pt" o:hralign="center" o:hrstd="t" o:hr="t"/>
+          <w:bCs/>
+        </w:rPr>
+        <w:t>Загальна інформація про курс</w:t>
+      </w:r>
+      <w:r>
+        <w:t xml:space="preserve"> (перелік лабораторних робіт, система оцінювання, середовище розробки) винесена в окремий документ — див. </w:t>
+      </w:r>
+      <w:r>
+        <w:rPr>
+          <w:b/>
+          <w:bCs/>
+        </w:rPr>
+        <w:t>SDA_Course_Info.md / .docx</w:t>
+      </w:r>
+      <w:r>
+        <w:t>.</w:t>
+      </w:r>
+    </w:p>
+    <w:p>
+      <w:r>
+        <w:pict w14:anchorId="7C4D925D">
+          <v:rect id="_x0000_i1026" style="width:0;height:1.5pt" o:hralign="center" o:hrstd="t" o:hr="t"/>
         </w:pict>
       </w:r>
     </w:p>
     <w:p>
       <w:pPr>
-        <w:pStyle w:val="BlockText"/>
-      </w:pPr>
-      <w:r>
-        <w:rPr>
+        <w:pStyle w:val="Heading2"/>
+      </w:pPr>
+      <w:bookmarkStart w:id="2" w:name="мета-лабораторної-роботи"/>
+      <w:bookmarkEnd w:id="1"/>
+      <w:r>
+        <w:t>1. Мета лабораторної роботи</w:t>
+      </w:r>
+    </w:p>
+    <w:p>
+      <w:pPr>
+        <w:pStyle w:val="FirstParagraph"/>
+      </w:pPr>
+      <w:r>
+        <w:t>Метою лабораторної роботи «Розгалужені алгоритми» є засвоєння теоретичного матеріалу та набуття практичних навичок використання керуючих конструкцій розгалуження та булевих (логічних) операцій.</w:t>
+      </w:r>
+    </w:p>
+    <w:p>
+      <w:pPr>
+        <w:pStyle w:val="Heading2"/>
+      </w:pPr>
+      <w:bookmarkStart w:id="3" w:name="постановка-задачі"/>
+      <w:bookmarkEnd w:id="2"/>
+      <w:r>
+        <w:t>2. Постановка задачі</w:t>
+      </w:r>
+    </w:p>
+    <w:p>
+      <w:pPr>
+        <w:pStyle w:val="FirstParagraph"/>
+      </w:pPr>
+      <w:r>
+        <w:t>Задано дійсне число x. Визначити значення заданої за варіантом кусково-неперервної функції y(x), якщо воно існує, або вивести на екран повідомлення про неіснування функції для заданого x.</w:t>
+      </w:r>
+    </w:p>
+    <w:p>
+      <w:pPr>
+        <w:pStyle w:val="BodyText"/>
+      </w:pPr>
+      <w:r>
+        <w:t xml:space="preserve">Розв’язати задачу </w:t>
+      </w:r>
+      <w:r>
+        <w:rPr>
+          <w:b/>
           <w:bCs/>
-          <w:b/>
-        </w:rPr>
-        <w:t xml:space="preserve">Загальна інформація про курс</w:t>
-      </w:r>
-      <w:r>
-        <w:t xml:space="preserve"> </w:t>
-      </w:r>
-      <w:r>
-        <w:t xml:space="preserve">(перелік лабораторних робіт, система оцінювання, середовище розробки) винесена в окремий документ — див.</w:t>
-      </w:r>
-      <w:r>
-        <w:t xml:space="preserve"> </w:t>
-      </w:r>
-      <w:r>
-        <w:rPr>
-          <w:bCs/>
-          <w:b/>
-        </w:rPr>
-        <w:t xml:space="preserve">SDA_Course_Info.md / .docx</w:t>
-      </w:r>
-      <w:r>
-        <w:t xml:space="preserve">.</w:t>
-      </w:r>
-    </w:p>
-    <w:p>
-      <w:r>
-        <w:pict>
-          <v:rect style="width:0;height:1.5pt" o:hralign="center" o:hrstd="t" o:hr="t"/>
-        </w:pict>
-      </w:r>
-    </w:p>
-    <w:bookmarkEnd w:id="20"/>
-    <w:bookmarkStart w:id="21" w:name="мета-лабораторної-роботи"/>
-    <w:p>
-      <w:pPr>
-        <w:pStyle w:val="Heading2"/>
-      </w:pPr>
-      <w:r>
-        <w:t xml:space="preserve">1. Мета лабораторної роботи</w:t>
-      </w:r>
-    </w:p>
-    <w:p>
-      <w:pPr>
-        <w:pStyle w:val="FirstParagraph"/>
-      </w:pPr>
-      <w:r>
-        <w:t xml:space="preserve">Метою лабораторної роботи «Розгалужені алгоритми» є засвоєння теоретичного матеріалу та набуття практичних навичок використання керуючих конструкцій розгалуження та булевих (логічних) операцій.</w:t>
-      </w:r>
-    </w:p>
-    <w:bookmarkEnd w:id="21"/>
-    <w:bookmarkStart w:id="22" w:name="постановка-задачі"/>
-    <w:p>
-      <w:pPr>
-        <w:pStyle w:val="Heading2"/>
-      </w:pPr>
-      <w:r>
-        <w:t xml:space="preserve">2. Постановка задачі</w:t>
-      </w:r>
-    </w:p>
-    <w:p>
-      <w:pPr>
-        <w:pStyle w:val="FirstParagraph"/>
-      </w:pPr>
-      <w:r>
-        <w:t xml:space="preserve">Задано дійсне число x. Визначити значення заданої за варіантом кусково-неперервної функції y(x), якщо воно існує, або вивести на екран повідомлення про неіснування функції для заданого x.</w:t>
-      </w:r>
-    </w:p>
-    <w:p>
-      <w:pPr>
-        <w:pStyle w:val="BodyText"/>
-      </w:pPr>
-      <w:r>
-        <w:t xml:space="preserve">Розв’язати задачу</w:t>
-      </w:r>
-      <w:r>
-        <w:t xml:space="preserve"> </w:t>
-      </w:r>
-      <w:r>
-        <w:rPr>
-          <w:bCs/>
-          <w:b/>
-        </w:rPr>
-        <w:t xml:space="preserve">двома способами</w:t>
-      </w:r>
-      <w:r>
-        <w:t xml:space="preserve"> </w:t>
-      </w:r>
-      <w:r>
-        <w:t xml:space="preserve">(написати дві програми):</w:t>
-      </w:r>
-    </w:p>
-    <w:p>
-      <w:pPr>
+        </w:rPr>
+        <w:t>двома способами</w:t>
+      </w:r>
+      <w:r>
+        <w:t xml:space="preserve"> (написати дві програми):</w:t>
+      </w:r>
+    </w:p>
+    <w:p>
+      <w:pPr>
+        <w:pStyle w:val="Compact"/>
         <w:numPr>
           <w:ilvl w:val="0"/>
-          <w:numId w:val="1001"/>
+          <w:numId w:val="2"/>
         </w:numPr>
+      </w:pPr>
+      <w:r>
+        <w:t>У програмі дозволяється використовувати тільки одиничні операції порівняння (</w:t>
+      </w:r>
+      <w:r>
+        <w:rPr>
+          <w:rStyle w:val="VerbatimChar"/>
+        </w:rPr>
+        <w:t>=</w:t>
+      </w:r>
+      <w:r>
+        <w:t xml:space="preserve">, </w:t>
+      </w:r>
+      <w:r>
+        <w:rPr>
+          <w:rStyle w:val="VerbatimChar"/>
+        </w:rPr>
+        <w:t>&lt;&gt;</w:t>
+      </w:r>
+      <w:r>
+        <w:t xml:space="preserve">, </w:t>
+      </w:r>
+      <w:r>
+        <w:rPr>
+          <w:rStyle w:val="VerbatimChar"/>
+        </w:rPr>
+        <w:t>&lt;</w:t>
+      </w:r>
+      <w:r>
+        <w:t xml:space="preserve">, </w:t>
+      </w:r>
+      <w:r>
+        <w:rPr>
+          <w:rStyle w:val="VerbatimChar"/>
+        </w:rPr>
+        <w:t>&lt;=</w:t>
+      </w:r>
+      <w:r>
+        <w:t xml:space="preserve">, </w:t>
+      </w:r>
+      <w:r>
+        <w:rPr>
+          <w:rStyle w:val="VerbatimChar"/>
+        </w:rPr>
+        <w:t>&gt;</w:t>
+      </w:r>
+      <w:r>
+        <w:t xml:space="preserve">, </w:t>
+      </w:r>
+      <w:r>
+        <w:rPr>
+          <w:rStyle w:val="VerbatimChar"/>
+        </w:rPr>
+        <w:t>&gt;=</w:t>
+      </w:r>
+      <w:r>
+        <w:t xml:space="preserve">) і </w:t>
+      </w:r>
+      <w:r>
+        <w:rPr>
+          <w:b/>
+          <w:bCs/>
+        </w:rPr>
+        <w:t>не дозволяється</w:t>
+      </w:r>
+      <w:r>
+        <w:t xml:space="preserve"> використовувати булеві (логічні) операції (</w:t>
+      </w:r>
+      <w:r>
+        <w:rPr>
+          <w:rStyle w:val="VerbatimChar"/>
+        </w:rPr>
+        <w:t>not</w:t>
+      </w:r>
+      <w:r>
+        <w:t xml:space="preserve">, </w:t>
+      </w:r>
+      <w:r>
+        <w:rPr>
+          <w:rStyle w:val="VerbatimChar"/>
+        </w:rPr>
+        <w:t>and</w:t>
+      </w:r>
+      <w:r>
+        <w:t xml:space="preserve">, </w:t>
+      </w:r>
+      <w:r>
+        <w:rPr>
+          <w:rStyle w:val="VerbatimChar"/>
+        </w:rPr>
+        <w:t>or</w:t>
+      </w:r>
+      <w:r>
+        <w:t xml:space="preserve"> тощо);</w:t>
+      </w:r>
+    </w:p>
+    <w:p>
+      <w:pPr>
         <w:pStyle w:val="Compact"/>
-      </w:pPr>
-      <w:r>
-        <w:t xml:space="preserve">У програмі дозволяється використовувати тільки одиничні операції порівняння (</w:t>
-      </w:r>
-      <w:r>
-        <w:rPr>
-          <w:rStyle w:val="VerbatimChar"/>
-        </w:rPr>
-        <w:t xml:space="preserve">=</w:t>
-      </w:r>
-      <w:r>
-        <w:t xml:space="preserve">,</w:t>
-      </w:r>
-      <w:r>
-        <w:t xml:space="preserve"> </w:t>
-      </w:r>
-      <w:r>
-        <w:rPr>
-          <w:rStyle w:val="VerbatimChar"/>
-        </w:rPr>
-        <w:t xml:space="preserve">&lt;&gt;</w:t>
-      </w:r>
-      <w:r>
-        <w:t xml:space="preserve">,</w:t>
-      </w:r>
-      <w:r>
-        <w:t xml:space="preserve"> </w:t>
-      </w:r>
-      <w:r>
-        <w:rPr>
-          <w:rStyle w:val="VerbatimChar"/>
-        </w:rPr>
-        <w:t xml:space="preserve">&lt;</w:t>
-      </w:r>
-      <w:r>
-        <w:t xml:space="preserve">,</w:t>
-      </w:r>
-      <w:r>
-        <w:t xml:space="preserve"> </w:t>
-      </w:r>
-      <w:r>
-        <w:rPr>
-          <w:rStyle w:val="VerbatimChar"/>
-        </w:rPr>
-        <w:t xml:space="preserve">&lt;=</w:t>
-      </w:r>
-      <w:r>
-        <w:t xml:space="preserve">,</w:t>
-      </w:r>
-      <w:r>
-        <w:t xml:space="preserve"> </w:t>
-      </w:r>
-      <w:r>
-        <w:rPr>
-          <w:rStyle w:val="VerbatimChar"/>
-        </w:rPr>
-        <w:t xml:space="preserve">&gt;</w:t>
-      </w:r>
-      <w:r>
-        <w:t xml:space="preserve">,</w:t>
-      </w:r>
-      <w:r>
-        <w:t xml:space="preserve"> </w:t>
-      </w:r>
-      <w:r>
-        <w:rPr>
-          <w:rStyle w:val="VerbatimChar"/>
-        </w:rPr>
-        <w:t xml:space="preserve">&gt;=</w:t>
-      </w:r>
-      <w:r>
-        <w:t xml:space="preserve">) і</w:t>
-      </w:r>
-      <w:r>
-        <w:t xml:space="preserve"> </w:t>
-      </w:r>
-      <w:r>
-        <w:rPr>
-          <w:bCs/>
-          <w:b/>
-        </w:rPr>
-        <w:t xml:space="preserve">не дозволяється</w:t>
-      </w:r>
-      <w:r>
-        <w:t xml:space="preserve"> </w:t>
-      </w:r>
-      <w:r>
-        <w:t xml:space="preserve">використовувати булеві (логічні) операції (</w:t>
-      </w:r>
-      <w:r>
-        <w:rPr>
-          <w:rStyle w:val="VerbatimChar"/>
-        </w:rPr>
-        <w:t xml:space="preserve">not</w:t>
-      </w:r>
-      <w:r>
-        <w:t xml:space="preserve">,</w:t>
-      </w:r>
-      <w:r>
-        <w:t xml:space="preserve"> </w:t>
-      </w:r>
-      <w:r>
-        <w:rPr>
-          <w:rStyle w:val="VerbatimChar"/>
-        </w:rPr>
-        <w:t xml:space="preserve">and</w:t>
-      </w:r>
-      <w:r>
-        <w:t xml:space="preserve">,</w:t>
-      </w:r>
-      <w:r>
-        <w:t xml:space="preserve"> </w:t>
-      </w:r>
-      <w:r>
-        <w:rPr>
-          <w:rStyle w:val="VerbatimChar"/>
-        </w:rPr>
-        <w:t xml:space="preserve">or</w:t>
-      </w:r>
-      <w:r>
-        <w:t xml:space="preserve"> </w:t>
-      </w:r>
-      <w:r>
-        <w:t xml:space="preserve">тощо);</w:t>
-      </w:r>
-    </w:p>
-    <w:p>
-      <w:pPr>
         <w:numPr>
           <w:ilvl w:val="0"/>
-          <w:numId w:val="1001"/>
+          <w:numId w:val="2"/>
         </w:numPr>
+      </w:pPr>
+      <w:r>
+        <w:t xml:space="preserve">У програмі необхідно </w:t>
+      </w:r>
+      <w:r>
+        <w:rPr>
+          <w:b/>
+          <w:bCs/>
+        </w:rPr>
+        <w:t>обов’язково</w:t>
+      </w:r>
+      <w:r>
+        <w:t xml:space="preserve"> використати булеві (логічні) операції (</w:t>
+      </w:r>
+      <w:r>
+        <w:rPr>
+          <w:rStyle w:val="VerbatimChar"/>
+        </w:rPr>
+        <w:t>not</w:t>
+      </w:r>
+      <w:r>
+        <w:t xml:space="preserve">, </w:t>
+      </w:r>
+      <w:r>
+        <w:rPr>
+          <w:rStyle w:val="VerbatimChar"/>
+        </w:rPr>
+        <w:t>and</w:t>
+      </w:r>
+      <w:r>
+        <w:t xml:space="preserve">, </w:t>
+      </w:r>
+      <w:r>
+        <w:rPr>
+          <w:rStyle w:val="VerbatimChar"/>
+        </w:rPr>
+        <w:t>or</w:t>
+      </w:r>
+      <w:r>
+        <w:t xml:space="preserve"> тощо); використання булевих операцій не повинно бути надлишковим.</w:t>
+      </w:r>
+    </w:p>
+    <w:p>
+      <w:pPr>
+        <w:pStyle w:val="Heading2"/>
+      </w:pPr>
+      <w:bookmarkStart w:id="4" w:name="вимоги-до-оформлення-звіту"/>
+      <w:bookmarkEnd w:id="3"/>
+      <w:r>
+        <w:t>3. Вимоги до оформлення звіту</w:t>
+      </w:r>
+    </w:p>
+    <w:p>
+      <w:pPr>
+        <w:pStyle w:val="FirstParagraph"/>
+      </w:pPr>
+      <w:r>
+        <w:t>Обов’язково в протоколі (звіті) має бути (</w:t>
+      </w:r>
+      <w:r>
+        <w:rPr>
+          <w:b/>
+          <w:bCs/>
+        </w:rPr>
+        <w:t>відсутність будь-чого із переліченого вважається помилкою</w:t>
+      </w:r>
+      <w:r>
+        <w:t>):</w:t>
+      </w:r>
+    </w:p>
+    <w:p>
+      <w:pPr>
         <w:pStyle w:val="Compact"/>
-      </w:pPr>
-      <w:r>
-        <w:t xml:space="preserve">У програмі необхідно</w:t>
-      </w:r>
-      <w:r>
-        <w:t xml:space="preserve"> </w:t>
-      </w:r>
-      <w:r>
-        <w:rPr>
-          <w:bCs/>
-          <w:b/>
-        </w:rPr>
-        <w:t xml:space="preserve">обов’язково</w:t>
-      </w:r>
-      <w:r>
-        <w:t xml:space="preserve"> </w:t>
-      </w:r>
-      <w:r>
-        <w:t xml:space="preserve">використати булеві (логічні) операції (</w:t>
-      </w:r>
-      <w:r>
-        <w:rPr>
-          <w:rStyle w:val="VerbatimChar"/>
-        </w:rPr>
-        <w:t xml:space="preserve">not</w:t>
-      </w:r>
-      <w:r>
-        <w:t xml:space="preserve">,</w:t>
-      </w:r>
-      <w:r>
-        <w:t xml:space="preserve"> </w:t>
-      </w:r>
-      <w:r>
-        <w:rPr>
-          <w:rStyle w:val="VerbatimChar"/>
-        </w:rPr>
-        <w:t xml:space="preserve">and</w:t>
-      </w:r>
-      <w:r>
-        <w:t xml:space="preserve">,</w:t>
-      </w:r>
-      <w:r>
-        <w:t xml:space="preserve"> </w:t>
-      </w:r>
-      <w:r>
-        <w:rPr>
-          <w:rStyle w:val="VerbatimChar"/>
-        </w:rPr>
-        <w:t xml:space="preserve">or</w:t>
-      </w:r>
-      <w:r>
-        <w:t xml:space="preserve"> </w:t>
-      </w:r>
-      <w:r>
-        <w:t xml:space="preserve">тощо); використання булевих операцій не повинно бути надлишковим.</w:t>
-      </w:r>
-    </w:p>
-    <w:bookmarkEnd w:id="22"/>
-    <w:bookmarkStart w:id="26" w:name="вимоги-до-оформлення-звіту"/>
-    <w:p>
-      <w:pPr>
-        <w:pStyle w:val="Heading2"/>
-      </w:pPr>
-      <w:r>
-        <w:t xml:space="preserve">3. Вимоги до оформлення звіту</w:t>
-      </w:r>
-    </w:p>
-    <w:p>
-      <w:pPr>
-        <w:pStyle w:val="FirstParagraph"/>
-      </w:pPr>
-      <w:r>
-        <w:t xml:space="preserve">Обов’язково в протоколі (звіті) має бути (</w:t>
-      </w:r>
-      <w:r>
-        <w:rPr>
-          <w:bCs/>
-          <w:b/>
-        </w:rPr>
-        <w:t xml:space="preserve">відсутність будь-чого із переліченого вважається помилкою</w:t>
-      </w:r>
-      <w:r>
-        <w:t xml:space="preserve">):</w:t>
-      </w:r>
-    </w:p>
-    <w:p>
-      <w:pPr>
         <w:numPr>
           <w:ilvl w:val="0"/>
-          <w:numId w:val="1002"/>
+          <w:numId w:val="3"/>
         </w:numPr>
+      </w:pPr>
+      <w:r>
+        <w:t>Титульна сторінка.</w:t>
+      </w:r>
+    </w:p>
+    <w:p>
+      <w:pPr>
         <w:pStyle w:val="Compact"/>
-      </w:pPr>
-      <w:r>
-        <w:t xml:space="preserve">Титульна сторінка.</w:t>
-      </w:r>
-    </w:p>
-    <w:p>
-      <w:pPr>
         <w:numPr>
           <w:ilvl w:val="0"/>
-          <w:numId w:val="1002"/>
+          <w:numId w:val="3"/>
         </w:numPr>
+      </w:pPr>
+      <w:r>
+        <w:t>Завдання на лабораторну роботу та умова завдання за варіантом.</w:t>
+      </w:r>
+    </w:p>
+    <w:p>
+      <w:pPr>
         <w:pStyle w:val="Compact"/>
-      </w:pPr>
-      <w:r>
-        <w:t xml:space="preserve">Завдання на лабораторну роботу та умова завдання за варіантом.</w:t>
-      </w:r>
-    </w:p>
-    <w:p>
-      <w:pPr>
         <w:numPr>
           <w:ilvl w:val="0"/>
-          <w:numId w:val="1002"/>
+          <w:numId w:val="3"/>
         </w:numPr>
+      </w:pPr>
+      <w:r>
+        <w:rPr>
+          <w:b/>
+          <w:bCs/>
+        </w:rPr>
+        <w:t>2 діаграми (блок-схеми)</w:t>
+      </w:r>
+      <w:r>
+        <w:t xml:space="preserve"> алгоритмів — по одній на кожен спосіб розв’язку задачі.</w:t>
+      </w:r>
+    </w:p>
+    <w:p>
+      <w:pPr>
         <w:pStyle w:val="Compact"/>
-      </w:pPr>
-      <w:r>
-        <w:rPr>
-          <w:bCs/>
-          <w:b/>
-        </w:rPr>
-        <w:t xml:space="preserve">2 діаграми (блок-схеми)</w:t>
-      </w:r>
-      <w:r>
-        <w:t xml:space="preserve"> </w:t>
-      </w:r>
-      <w:r>
-        <w:t xml:space="preserve">алгоритмів — по одній на кожен спосіб розв’язку задачі.</w:t>
-      </w:r>
-    </w:p>
-    <w:p>
-      <w:pPr>
         <w:numPr>
           <w:ilvl w:val="0"/>
-          <w:numId w:val="1002"/>
+          <w:numId w:val="3"/>
         </w:numPr>
+      </w:pPr>
+      <w:r>
+        <w:t>Текст обох програм (програмний код).</w:t>
+      </w:r>
+    </w:p>
+    <w:p>
+      <w:pPr>
         <w:pStyle w:val="Compact"/>
-      </w:pPr>
-      <w:r>
-        <w:t xml:space="preserve">Текст обох програм (програмний код).</w:t>
-      </w:r>
-    </w:p>
-    <w:p>
-      <w:pPr>
         <w:numPr>
           <w:ilvl w:val="0"/>
-          <w:numId w:val="1002"/>
+          <w:numId w:val="3"/>
         </w:numPr>
+      </w:pPr>
+      <w:r>
+        <w:t xml:space="preserve">Скріншоти тестування програм (щонайменше 3–5 для кожної програми). Тестовий набір значень x має бути підібраний так, щоб коректність усіх гілок </w:t>
+      </w:r>
+      <w:r>
+        <w:lastRenderedPageBreak/>
+        <w:t>алгоритму була протестована; результати тестування для всіх вхідних значень з тестового набору роздруковуються для кожної з програм окремо.</w:t>
+      </w:r>
+    </w:p>
+    <w:p>
+      <w:pPr>
+        <w:pStyle w:val="FirstParagraph"/>
+      </w:pPr>
+      <w:r>
+        <w:t xml:space="preserve">Письмово відповідати на контрольні питання </w:t>
+      </w:r>
+      <w:r>
+        <w:rPr>
+          <w:b/>
+          <w:bCs/>
+        </w:rPr>
+        <w:t>не обов’язково</w:t>
+      </w:r>
+      <w:r>
+        <w:t>. За бажанням можна це зробити, але додаткових балів це не дає — усно викладач все одно запитає.</w:t>
+      </w:r>
+    </w:p>
+    <w:p>
+      <w:pPr>
+        <w:pStyle w:val="Heading3"/>
+      </w:pPr>
+      <w:bookmarkStart w:id="5" w:name="правила-оформлення-блок-схем"/>
+      <w:r>
+        <w:t>3.1 Правила оформлення блок-схем</w:t>
+      </w:r>
+    </w:p>
+    <w:p>
+      <w:pPr>
         <w:pStyle w:val="Compact"/>
-      </w:pPr>
-      <w:r>
-        <w:t xml:space="preserve">Скріншоти тестування програм (щонайменше 3–5 для кожної програми). Тестовий набір значень x має бути підібраний так, щоб коректність усіх гілок алгоритму була протестована; результати тестування для всіх вхідних значень з тестового набору роздруковуються для кожної з програм окремо.</w:t>
-      </w:r>
-    </w:p>
-    <w:p>
-      <w:pPr>
-        <w:pStyle w:val="FirstParagraph"/>
-      </w:pPr>
-      <w:r>
-        <w:t xml:space="preserve">Письмово відповідати на контрольні питання</w:t>
-      </w:r>
-      <w:r>
-        <w:t xml:space="preserve"> </w:t>
-      </w:r>
-      <w:r>
-        <w:rPr>
-          <w:bCs/>
-          <w:b/>
-        </w:rPr>
-        <w:t xml:space="preserve">не обов’язково</w:t>
-      </w:r>
-      <w:r>
-        <w:t xml:space="preserve">. За бажанням можна це зробити, але додаткових балів це не дає — усно викладач все одно запитає.</w:t>
-      </w:r>
-    </w:p>
-    <w:bookmarkStart w:id="23" w:name="правила-оформлення-блок-схем"/>
-    <w:p>
-      <w:pPr>
-        <w:pStyle w:val="Heading3"/>
-      </w:pPr>
-      <w:r>
-        <w:t xml:space="preserve">3.1 Правила оформлення блок-схем</w:t>
-      </w:r>
-    </w:p>
-    <w:p>
-      <w:pPr>
         <w:numPr>
           <w:ilvl w:val="0"/>
-          <w:numId w:val="1003"/>
+          <w:numId w:val="4"/>
         </w:numPr>
+      </w:pPr>
+      <w:r>
+        <w:t xml:space="preserve">Правила оформлення дивіться у файлі «правила_оформлення_блоксхем.pdf» (надається викладачем окремо, наприклад у чаті дисципліни). Додаткові практичні поради щодо побудови блок-схем — у документі </w:t>
+      </w:r>
+      <w:r>
+        <w:rPr>
+          <w:b/>
+          <w:bCs/>
+        </w:rPr>
+        <w:t>SDA_Flowchart_Tips.md / .docx</w:t>
+      </w:r>
+      <w:r>
+        <w:t>.</w:t>
+      </w:r>
+    </w:p>
+    <w:p>
+      <w:pPr>
         <w:pStyle w:val="Compact"/>
-      </w:pPr>
-      <w:r>
-        <w:t xml:space="preserve">Правила оформлення дивіться у файлі «правила_оформлення_блоксхем.pdf» (надається викладачем окремо, наприклад у чаті дисципліни). Додаткові практичні поради щодо побудови блок-схем — у документі</w:t>
-      </w:r>
-      <w:r>
-        <w:t xml:space="preserve"> </w:t>
-      </w:r>
-      <w:r>
-        <w:rPr>
-          <w:bCs/>
-          <w:b/>
-        </w:rPr>
-        <w:t xml:space="preserve">SDA_Flowchart_Tips.md / .docx</w:t>
-      </w:r>
-      <w:r>
-        <w:t xml:space="preserve">.</w:t>
-      </w:r>
-    </w:p>
-    <w:p>
-      <w:pPr>
         <w:numPr>
           <w:ilvl w:val="0"/>
-          <w:numId w:val="1003"/>
+          <w:numId w:val="4"/>
         </w:numPr>
+      </w:pPr>
+      <w:r>
+        <w:t>У блоках обчислень треба вказувати, за якою формулою виконуються обчислення.</w:t>
+      </w:r>
+    </w:p>
+    <w:p>
+      <w:pPr>
         <w:pStyle w:val="Compact"/>
-      </w:pPr>
-      <w:r>
-        <w:t xml:space="preserve">У блоках обчислень треба вказувати, за якою формулою виконуються обчислення.</w:t>
-      </w:r>
-    </w:p>
-    <w:p>
-      <w:pPr>
         <w:numPr>
           <w:ilvl w:val="0"/>
-          <w:numId w:val="1003"/>
+          <w:numId w:val="4"/>
         </w:numPr>
+      </w:pPr>
+      <w:r>
+        <w:t>Операції обчислень та операції виводу даних — це різні за своєю природою операції, тому не варто об’єднувати їх в один блок на діаграмі.</w:t>
+      </w:r>
+    </w:p>
+    <w:p>
+      <w:pPr>
         <w:pStyle w:val="Compact"/>
-      </w:pPr>
-      <w:r>
-        <w:t xml:space="preserve">Операції обчислень та операції виводу даних — це різні за своєю природою операції, тому не варто об’єднувати їх в один блок на діаграмі.</w:t>
-      </w:r>
-    </w:p>
-    <w:p>
-      <w:pPr>
         <w:numPr>
           <w:ilvl w:val="0"/>
-          <w:numId w:val="1003"/>
+          <w:numId w:val="4"/>
         </w:numPr>
+      </w:pPr>
+      <w:r>
+        <w:t>Виходи з блоків розгалуження (блоки умови) мають бути позначені або «0» та «1», або «false» та «true» — відповідно до того, який вихід виконується при справдженні умови, а який — при несправдженні.</w:t>
+      </w:r>
+    </w:p>
+    <w:p>
+      <w:pPr>
         <w:pStyle w:val="Compact"/>
-      </w:pPr>
-      <w:r>
-        <w:t xml:space="preserve">Виходи з блоків розгалуження (блоки умови) мають бути позначені або «0» та «1», або «false» та «true» — відповідно до того, який вихід виконується при справдженні умови, а який — при несправдженні.</w:t>
-      </w:r>
-    </w:p>
-    <w:p>
-      <w:pPr>
         <w:numPr>
           <w:ilvl w:val="0"/>
-          <w:numId w:val="1003"/>
+          <w:numId w:val="4"/>
         </w:numPr>
-        <w:pStyle w:val="Compact"/>
-      </w:pPr>
-      <w:r>
-        <w:t xml:space="preserve">Розгалуження алгоритму треба будувати так, щоб одна й та сама умова не перевірялась двічі (аналогічно і в коді не повинно бути двох перевірок однієї й тієї самої умови).</w:t>
-      </w:r>
-    </w:p>
-    <w:bookmarkEnd w:id="23"/>
-    <w:bookmarkStart w:id="25" w:name="вимоги-до-програм"/>
+      </w:pPr>
+      <w:r>
+        <w:t>Розгалуження алгоритму треба будувати так, щоб одна й та сама умова не перевірялась двічі (аналогічно і в коді не повинно бути двох перевірок однієї й тієї самої умови).</w:t>
+      </w:r>
+    </w:p>
     <w:p>
       <w:pPr>
         <w:pStyle w:val="Heading3"/>
       </w:pPr>
-      <w:r>
-        <w:t xml:space="preserve">3.2 Вимоги до програм</w:t>
+      <w:bookmarkStart w:id="6" w:name="вимоги-до-програм"/>
+      <w:bookmarkEnd w:id="5"/>
+      <w:r>
+        <w:t>3.2 Вимоги до програм</w:t>
       </w:r>
     </w:p>
     <w:p>
       <w:pPr>
         <w:numPr>
           <w:ilvl w:val="0"/>
-          <w:numId w:val="1004"/>
+          <w:numId w:val="5"/>
         </w:numPr>
       </w:pPr>
       <w:r>
-        <w:t xml:space="preserve">Програма має відповідати побудованій діаграмі алгоритму. Якщо на діаграмі зображено один блок, а в програмі йому відповідають кілька різних операторів на різних гілках алгоритму — це неправильно.</w:t>
+        <w:t>Програма має відповідати побудованій діаграмі алгоритму. Якщо на діаграмі зображено один блок, а в програмі йому відповідають кілька різних операторів на різних гілках алгоритму — це неправильно.</w:t>
       </w:r>
     </w:p>
     <w:p>
       <w:pPr>
         <w:numPr>
           <w:ilvl w:val="0"/>
-          <w:numId w:val="1004"/>
+          <w:numId w:val="5"/>
         </w:numPr>
       </w:pPr>
       <w:r>
-        <w:t xml:space="preserve">Для обчислення невеликих цілочисельних степенів числа (квадрат, куб тощо)</w:t>
-      </w:r>
-      <w:r>
-        <w:t xml:space="preserve"> </w:t>
-      </w:r>
-      <w:r>
-        <w:rPr>
+        <w:t xml:space="preserve">Для обчислення невеликих цілочисельних степенів числа (квадрат, куб тощо) </w:t>
+      </w:r>
+      <w:r>
+        <w:rPr>
+          <w:b/>
           <w:bCs/>
-          <w:b/>
-        </w:rPr>
-        <w:t xml:space="preserve">не варто</w:t>
-      </w:r>
-      <w:r>
-        <w:t xml:space="preserve"> </w:t>
-      </w:r>
-      <w:r>
-        <w:t xml:space="preserve">застосовувати функцію</w:t>
-      </w:r>
-      <w:r>
-        <w:t xml:space="preserve"> </w:t>
+        </w:rPr>
+        <w:t>не варто</w:t>
+      </w:r>
+      <w:r>
+        <w:t xml:space="preserve"> застосовувати функцію </w:t>
       </w:r>
       <w:r>
         <w:rPr>
           <w:rStyle w:val="VerbatimChar"/>
         </w:rPr>
-        <w:t xml:space="preserve">pow</w:t>
-      </w:r>
-      <w:r>
-        <w:t xml:space="preserve"> </w:t>
-      </w:r>
-      <w:r>
-        <w:t xml:space="preserve">з бібліотеки</w:t>
-      </w:r>
-      <w:r>
-        <w:t xml:space="preserve"> </w:t>
+        <w:t>pow</w:t>
+      </w:r>
+      <w:r>
+        <w:t xml:space="preserve"> з бібліотеки </w:t>
       </w:r>
       <w:r>
         <w:rPr>
           <w:rStyle w:val="VerbatimChar"/>
         </w:rPr>
-        <w:t xml:space="preserve">math</w:t>
-      </w:r>
-      <w:r>
-        <w:t xml:space="preserve"> </w:t>
-      </w:r>
-      <w:r>
-        <w:t xml:space="preserve">— вона обчислюється через логарифм, тож її обчислювальна складність суттєво вища, ніж у звичайного множення.</w:t>
+        <w:t>math</w:t>
+      </w:r>
+      <w:r>
+        <w:t xml:space="preserve"> — вона обчислюється через логарифм, тож її обчислювальна складність суттєво вища, ніж у звичайного множення.</w:t>
       </w:r>
     </w:p>
     <w:p>
       <w:pPr>
         <w:numPr>
           <w:ilvl w:val="0"/>
-          <w:numId w:val="1004"/>
+          <w:numId w:val="5"/>
         </w:numPr>
       </w:pPr>
       <w:r>
-        <w:t xml:space="preserve">Мета роботи — навчитися писати алгоритми з розгалуженнями, тому не слід спрощувати собі задачу написанням власних функцій для перевірки, якому проміжку належить x. Усі логічні умови в першій лабораторній роботі мають розглядатися безпосередньо в тілі основної програми.</w:t>
-      </w:r>
-    </w:p>
-    <w:p>
-      <w:pPr>
+        <w:t>Мета роботи — навчитися писати алгоритми з розгалуженнями, тому не слід спрощувати собі задачу написанням власних функцій для перевірки, якому проміжку належить x. Усі логічні умови в першій лабораторній роботі мають розглядатися безпосередньо в тілі основної програми.</w:t>
+      </w:r>
+    </w:p>
+    <w:p>
+      <w:pPr>
+        <w:pStyle w:val="SourceCode"/>
         <w:numPr>
           <w:ilvl w:val="0"/>
-          <w:numId w:val="1000"/>
+          <w:numId w:val="1"/>
         </w:numPr>
-        <w:pStyle w:val="SourceCode"/>
       </w:pPr>
       <w:r>
         <w:rPr>
           <w:rStyle w:val="CommentTok"/>
         </w:rPr>
-        <w:t xml:space="preserve">/* Приклад, як НЕ треба робити в цій ЛР */</w:t>
+        <w:t>/* Приклад, як НЕ треба робити в цій ЛР */</w:t>
       </w:r>
       <w:r>
         <w:br/>
@@ -667,7 +581,7 @@
         <w:rPr>
           <w:rStyle w:val="DataTypeTok"/>
         </w:rPr>
-        <w:t xml:space="preserve">int</w:t>
+        <w:t>int</w:t>
       </w:r>
       <w:r>
         <w:rPr>
@@ -679,13 +593,13 @@
         <w:rPr>
           <w:rStyle w:val="OperatorTok"/>
         </w:rPr>
-        <w:t xml:space="preserve">(</w:t>
+        <w:t>(</w:t>
       </w:r>
       <w:r>
         <w:rPr>
           <w:rStyle w:val="DataTypeTok"/>
         </w:rPr>
-        <w:t xml:space="preserve">int</w:t>
+        <w:t>int</w:t>
       </w:r>
       <w:r>
         <w:rPr>
@@ -697,7 +611,7 @@
         <w:rPr>
           <w:rStyle w:val="OperatorTok"/>
         </w:rPr>
-        <w:t xml:space="preserve">)</w:t>
+        <w:t>)</w:t>
       </w:r>
       <w:r>
         <w:rPr>
@@ -709,7 +623,7 @@
         <w:rPr>
           <w:rStyle w:val="OperatorTok"/>
         </w:rPr>
-        <w:t xml:space="preserve">{</w:t>
+        <w:t>{</w:t>
       </w:r>
       <w:r>
         <w:br/>
@@ -724,7 +638,7 @@
         <w:rPr>
           <w:rStyle w:val="ControlFlowTok"/>
         </w:rPr>
-        <w:t xml:space="preserve">if</w:t>
+        <w:t>if</w:t>
       </w:r>
       <w:r>
         <w:rPr>
@@ -736,7 +650,7 @@
         <w:rPr>
           <w:rStyle w:val="OperatorTok"/>
         </w:rPr>
-        <w:t xml:space="preserve">(</w:t>
+        <w:t>(</w:t>
       </w:r>
       <w:r>
         <w:rPr>
@@ -748,7 +662,7 @@
         <w:rPr>
           <w:rStyle w:val="OperatorTok"/>
         </w:rPr>
-        <w:t xml:space="preserve">&gt;</w:t>
+        <w:t>&gt;</w:t>
       </w:r>
       <w:r>
         <w:rPr>
@@ -760,13 +674,13 @@
         <w:rPr>
           <w:rStyle w:val="DecValTok"/>
         </w:rPr>
-        <w:t xml:space="preserve">0</w:t>
+        <w:t>0</w:t>
       </w:r>
       <w:r>
         <w:rPr>
           <w:rStyle w:val="OperatorTok"/>
         </w:rPr>
-        <w:t xml:space="preserve">)</w:t>
+        <w:t>)</w:t>
       </w:r>
       <w:r>
         <w:br/>
@@ -781,7 +695,7 @@
         <w:rPr>
           <w:rStyle w:val="ControlFlowTok"/>
         </w:rPr>
-        <w:t xml:space="preserve">return</w:t>
+        <w:t>return</w:t>
       </w:r>
       <w:r>
         <w:rPr>
@@ -793,13 +707,13 @@
         <w:rPr>
           <w:rStyle w:val="DecValTok"/>
         </w:rPr>
-        <w:t xml:space="preserve">1</w:t>
+        <w:t>1</w:t>
       </w:r>
       <w:r>
         <w:rPr>
           <w:rStyle w:val="OperatorTok"/>
         </w:rPr>
-        <w:t xml:space="preserve">;</w:t>
+        <w:t>;</w:t>
       </w:r>
       <w:r>
         <w:br/>
@@ -814,7 +728,7 @@
         <w:rPr>
           <w:rStyle w:val="ControlFlowTok"/>
         </w:rPr>
-        <w:t xml:space="preserve">if</w:t>
+        <w:t>if</w:t>
       </w:r>
       <w:r>
         <w:rPr>
@@ -826,7 +740,7 @@
         <w:rPr>
           <w:rStyle w:val="OperatorTok"/>
         </w:rPr>
-        <w:t xml:space="preserve">(</w:t>
+        <w:t>(</w:t>
       </w:r>
       <w:r>
         <w:rPr>
@@ -838,7 +752,7 @@
         <w:rPr>
           <w:rStyle w:val="OperatorTok"/>
         </w:rPr>
-        <w:t xml:space="preserve">&gt;</w:t>
+        <w:t>&gt;</w:t>
       </w:r>
       <w:r>
         <w:rPr>
@@ -850,19 +764,19 @@
         <w:rPr>
           <w:rStyle w:val="OperatorTok"/>
         </w:rPr>
-        <w:t xml:space="preserve">-</w:t>
+        <w:t>-</w:t>
       </w:r>
       <w:r>
         <w:rPr>
           <w:rStyle w:val="DecValTok"/>
         </w:rPr>
-        <w:t xml:space="preserve">10</w:t>
+        <w:t>10</w:t>
       </w:r>
       <w:r>
         <w:rPr>
           <w:rStyle w:val="OperatorTok"/>
         </w:rPr>
-        <w:t xml:space="preserve">)</w:t>
+        <w:t>)</w:t>
       </w:r>
       <w:r>
         <w:br/>
@@ -877,7 +791,7 @@
         <w:rPr>
           <w:rStyle w:val="ControlFlowTok"/>
         </w:rPr>
-        <w:t xml:space="preserve">return</w:t>
+        <w:t>return</w:t>
       </w:r>
       <w:r>
         <w:rPr>
@@ -889,13 +803,13 @@
         <w:rPr>
           <w:rStyle w:val="DecValTok"/>
         </w:rPr>
-        <w:t xml:space="preserve">1</w:t>
+        <w:t>1</w:t>
       </w:r>
       <w:r>
         <w:rPr>
           <w:rStyle w:val="OperatorTok"/>
         </w:rPr>
-        <w:t xml:space="preserve">;</w:t>
+        <w:t>;</w:t>
       </w:r>
       <w:r>
         <w:br/>
@@ -910,7 +824,7 @@
         <w:rPr>
           <w:rStyle w:val="ControlFlowTok"/>
         </w:rPr>
-        <w:t xml:space="preserve">else</w:t>
+        <w:t>else</w:t>
       </w:r>
       <w:r>
         <w:br/>
@@ -925,7 +839,7 @@
         <w:rPr>
           <w:rStyle w:val="ControlFlowTok"/>
         </w:rPr>
-        <w:t xml:space="preserve">return</w:t>
+        <w:t>return</w:t>
       </w:r>
       <w:r>
         <w:rPr>
@@ -937,13 +851,13 @@
         <w:rPr>
           <w:rStyle w:val="DecValTok"/>
         </w:rPr>
-        <w:t xml:space="preserve">0</w:t>
+        <w:t>0</w:t>
       </w:r>
       <w:r>
         <w:rPr>
           <w:rStyle w:val="OperatorTok"/>
         </w:rPr>
-        <w:t xml:space="preserve">;</w:t>
+        <w:t>;</w:t>
       </w:r>
       <w:r>
         <w:br/>
@@ -952,7 +866,7 @@
         <w:rPr>
           <w:rStyle w:val="OperatorTok"/>
         </w:rPr>
-        <w:t xml:space="preserve">}</w:t>
+        <w:t>}</w:t>
       </w:r>
       <w:r>
         <w:br/>
@@ -964,7 +878,7 @@
         <w:rPr>
           <w:rStyle w:val="DataTypeTok"/>
         </w:rPr>
-        <w:t xml:space="preserve">int</w:t>
+        <w:t>int</w:t>
       </w:r>
       <w:r>
         <w:rPr>
@@ -976,7 +890,7 @@
         <w:rPr>
           <w:rStyle w:val="OperatorTok"/>
         </w:rPr>
-        <w:t xml:space="preserve">()</w:t>
+        <w:t>()</w:t>
       </w:r>
       <w:r>
         <w:rPr>
@@ -988,7 +902,7 @@
         <w:rPr>
           <w:rStyle w:val="OperatorTok"/>
         </w:rPr>
-        <w:t xml:space="preserve">{</w:t>
+        <w:t>{</w:t>
       </w:r>
       <w:r>
         <w:br/>
@@ -1003,19 +917,19 @@
         <w:rPr>
           <w:rStyle w:val="OperatorTok"/>
         </w:rPr>
-        <w:t xml:space="preserve">(</w:t>
-      </w:r>
-      <w:r>
-        <w:rPr>
-          <w:rStyle w:val="NormalTok"/>
-        </w:rPr>
-        <w:t xml:space="preserve">x</w:t>
+        <w:t>(</w:t>
+      </w:r>
+      <w:r>
+        <w:rPr>
+          <w:rStyle w:val="NormalTok"/>
+        </w:rPr>
+        <w:t>x</w:t>
       </w:r>
       <w:r>
         <w:rPr>
           <w:rStyle w:val="OperatorTok"/>
         </w:rPr>
-        <w:t xml:space="preserve">);</w:t>
+        <w:t>);</w:t>
       </w:r>
       <w:r>
         <w:br/>
@@ -1024,99 +938,90 @@
         <w:rPr>
           <w:rStyle w:val="OperatorTok"/>
         </w:rPr>
-        <w:t xml:space="preserve">}</w:t>
+        <w:t>}</w:t>
       </w:r>
     </w:p>
     <w:p>
       <w:pPr>
         <w:numPr>
           <w:ilvl w:val="0"/>
-          <w:numId w:val="1004"/>
+          <w:numId w:val="5"/>
         </w:numPr>
       </w:pPr>
       <w:r>
         <w:rPr>
+          <w:b/>
           <w:bCs/>
-          <w:b/>
-        </w:rPr>
-        <w:t xml:space="preserve">Вихід з програми (return).</w:t>
+        </w:rPr>
+        <w:t>Вихід з програми (return).</w:t>
+      </w:r>
+      <w:r>
+        <w:t xml:space="preserve"> В ідеалі, </w:t>
+      </w:r>
+      <w:r>
+        <w:rPr>
+          <w:rStyle w:val="VerbatimChar"/>
+        </w:rPr>
+        <w:t>return</w:t>
       </w:r>
       <w:r>
         <w:t xml:space="preserve"> </w:t>
       </w:r>
       <w:r>
-        <w:t xml:space="preserve">В ідеалі,</w:t>
-      </w:r>
-      <w:r>
-        <w:t xml:space="preserve"> </w:t>
-      </w:r>
-      <w:r>
-        <w:rPr>
-          <w:rStyle w:val="VerbatimChar"/>
-        </w:rPr>
-        <w:t xml:space="preserve">return</w:t>
-      </w:r>
-      <w:r>
-        <w:t xml:space="preserve"> </w:t>
-      </w:r>
-      <w:r>
-        <w:t xml:space="preserve">має бути один:</w:t>
-      </w:r>
-    </w:p>
-    <w:p>
-      <w:pPr>
+        <w:t>має бути один:</w:t>
+      </w:r>
+    </w:p>
+    <w:p>
+      <w:pPr>
+        <w:pStyle w:val="BlockText"/>
         <w:numPr>
           <w:ilvl w:val="0"/>
-          <w:numId w:val="1000"/>
+          <w:numId w:val="1"/>
         </w:numPr>
-        <w:pStyle w:val="BlockText"/>
-      </w:pPr>
-      <w:r>
-        <w:t xml:space="preserve">«Мінімізуйте кількість операцій return у кожній процедурі. Стає тяжче зрозуміти, як працює процедура, якщо, коли ви читаєте її кінець, ви не здогадуєтеся про можливість того, що десь там вгорі є точка виходу з неї. Використовуйте return, коли це покращує читабельність. У деяких процедурах, щойно ви знаєте відповідь, ви хочете повернути її в головну програму негайно. Якщо процедура визначена у такий спосіб, що вона не потребує жодного підчищення (code cleanup), то якщо значення не повертається негайно, це означає, що ви мусите писати більше коду.»</w:t>
-      </w:r>
-      <w:r>
-        <w:t xml:space="preserve"> </w:t>
-      </w:r>
-      <w:r>
-        <w:t xml:space="preserve">— Стів Макконелл, «Досконалий код»</w:t>
+      </w:pPr>
+      <w:r>
+        <w:t>«Мінімізуйте кількість операцій return у кожній процедурі. Стає тяжче зрозуміти, як працює процедура, якщо, коли ви читаєте її кінець, ви не здогадуєтеся про можливість того, що десь там вгорі є точка виходу з неї. Використовуйте return, коли це покращує читабельність. У деяких процедурах, щойно ви знаєте відповідь, ви хочете повернути її в головну програму негайно. Якщо процедура визначена у такий спосіб, що вона не потребує жодного підчищення (code cleanup), то якщо значення не повертається негайно, це оз</w:t>
+      </w:r>
+      <w:r>
+        <w:t>начає, що ви мусите писати більше коду.»</w:t>
+      </w:r>
+      <w:r>
+        <w:t xml:space="preserve"> — Стів Макконелл, «Досконалий код»</w:t>
       </w:r>
     </w:p>
     <w:p>
       <w:pPr>
         <w:numPr>
           <w:ilvl w:val="0"/>
-          <w:numId w:val="1000"/>
+          <w:numId w:val="1"/>
         </w:numPr>
       </w:pPr>
       <w:r>
-        <w:t xml:space="preserve">Приклад ситуації, коли є сенс у двох</w:t>
-      </w:r>
-      <w:r>
-        <w:t xml:space="preserve"> </w:t>
+        <w:t xml:space="preserve">Приклад ситуації, коли є сенс у двох </w:t>
       </w:r>
       <w:r>
         <w:rPr>
           <w:rStyle w:val="VerbatimChar"/>
         </w:rPr>
-        <w:t xml:space="preserve">return</w:t>
-      </w:r>
-      <w:r>
-        <w:t xml:space="preserve">:</w:t>
-      </w:r>
-    </w:p>
-    <w:p>
-      <w:pPr>
+        <w:t>return</w:t>
+      </w:r>
+      <w:r>
+        <w:t>:</w:t>
+      </w:r>
+    </w:p>
+    <w:p>
+      <w:pPr>
+        <w:pStyle w:val="SourceCode"/>
         <w:numPr>
           <w:ilvl w:val="0"/>
-          <w:numId w:val="1000"/>
+          <w:numId w:val="1"/>
         </w:numPr>
-        <w:pStyle w:val="SourceCode"/>
       </w:pPr>
       <w:r>
         <w:rPr>
           <w:rStyle w:val="DataTypeTok"/>
         </w:rPr>
-        <w:t xml:space="preserve">double</w:t>
+        <w:t>double</w:t>
       </w:r>
       <w:r>
         <w:rPr>
@@ -1128,13 +1033,13 @@
         <w:rPr>
           <w:rStyle w:val="OperatorTok"/>
         </w:rPr>
-        <w:t xml:space="preserve">(</w:t>
+        <w:t>(</w:t>
       </w:r>
       <w:r>
         <w:rPr>
           <w:rStyle w:val="DataTypeTok"/>
         </w:rPr>
-        <w:t xml:space="preserve">double</w:t>
+        <w:t>double</w:t>
       </w:r>
       <w:r>
         <w:rPr>
@@ -1146,7 +1051,7 @@
         <w:rPr>
           <w:rStyle w:val="OperatorTok"/>
         </w:rPr>
-        <w:t xml:space="preserve">[],</w:t>
+        <w:t>[],</w:t>
       </w:r>
       <w:r>
         <w:rPr>
@@ -1158,7 +1063,7 @@
         <w:rPr>
           <w:rStyle w:val="DataTypeTok"/>
         </w:rPr>
-        <w:t xml:space="preserve">int</w:t>
+        <w:t>int</w:t>
       </w:r>
       <w:r>
         <w:rPr>
@@ -1170,7 +1075,7 @@
         <w:rPr>
           <w:rStyle w:val="OperatorTok"/>
         </w:rPr>
-        <w:t xml:space="preserve">)</w:t>
+        <w:t>)</w:t>
       </w:r>
       <w:r>
         <w:rPr>
@@ -1182,7 +1087,7 @@
         <w:rPr>
           <w:rStyle w:val="OperatorTok"/>
         </w:rPr>
-        <w:t xml:space="preserve">{</w:t>
+        <w:t>{</w:t>
       </w:r>
       <w:r>
         <w:br/>
@@ -1197,7 +1102,7 @@
         <w:rPr>
           <w:rStyle w:val="ControlFlowTok"/>
         </w:rPr>
-        <w:t xml:space="preserve">if</w:t>
+        <w:t>if</w:t>
       </w:r>
       <w:r>
         <w:rPr>
@@ -1209,7 +1114,7 @@
         <w:rPr>
           <w:rStyle w:val="OperatorTok"/>
         </w:rPr>
-        <w:t xml:space="preserve">(</w:t>
+        <w:t>(</w:t>
       </w:r>
       <w:r>
         <w:rPr>
@@ -1221,7 +1126,7 @@
         <w:rPr>
           <w:rStyle w:val="OperatorTok"/>
         </w:rPr>
-        <w:t xml:space="preserve">==</w:t>
+        <w:t>==</w:t>
       </w:r>
       <w:r>
         <w:rPr>
@@ -1233,13 +1138,13 @@
         <w:rPr>
           <w:rStyle w:val="DecValTok"/>
         </w:rPr>
-        <w:t xml:space="preserve">0</w:t>
+        <w:t>0</w:t>
       </w:r>
       <w:r>
         <w:rPr>
           <w:rStyle w:val="OperatorTok"/>
         </w:rPr>
-        <w:t xml:space="preserve">)</w:t>
+        <w:t>)</w:t>
       </w:r>
       <w:r>
         <w:br/>
@@ -1254,7 +1159,7 @@
         <w:rPr>
           <w:rStyle w:val="ControlFlowTok"/>
         </w:rPr>
-        <w:t xml:space="preserve">return</w:t>
+        <w:t>return</w:t>
       </w:r>
       <w:r>
         <w:rPr>
@@ -1266,19 +1171,19 @@
         <w:rPr>
           <w:rStyle w:val="OperatorTok"/>
         </w:rPr>
-        <w:t xml:space="preserve">-</w:t>
+        <w:t>-</w:t>
       </w:r>
       <w:r>
         <w:rPr>
           <w:rStyle w:val="DecValTok"/>
         </w:rPr>
-        <w:t xml:space="preserve">1</w:t>
+        <w:t>1</w:t>
       </w:r>
       <w:r>
         <w:rPr>
           <w:rStyle w:val="OperatorTok"/>
         </w:rPr>
-        <w:t xml:space="preserve">;</w:t>
+        <w:t>;</w:t>
       </w:r>
       <w:r>
         <w:rPr>
@@ -1290,7 +1195,7 @@
         <w:rPr>
           <w:rStyle w:val="CommentTok"/>
         </w:rPr>
-        <w:t xml:space="preserve">// якщо масив порожній, одразу виходимо з процедури</w:t>
+        <w:t>// якщо масив порожній, одразу виходимо з процедури</w:t>
       </w:r>
       <w:r>
         <w:br/>
@@ -1308,7 +1213,7 @@
         <w:rPr>
           <w:rStyle w:val="ControlFlowTok"/>
         </w:rPr>
-        <w:t xml:space="preserve">for</w:t>
+        <w:t>for</w:t>
       </w:r>
       <w:r>
         <w:rPr>
@@ -1320,13 +1225,13 @@
         <w:rPr>
           <w:rStyle w:val="OperatorTok"/>
         </w:rPr>
-        <w:t xml:space="preserve">(</w:t>
+        <w:t>(</w:t>
       </w:r>
       <w:r>
         <w:rPr>
           <w:rStyle w:val="DataTypeTok"/>
         </w:rPr>
-        <w:t xml:space="preserve">int</w:t>
+        <w:t>int</w:t>
       </w:r>
       <w:r>
         <w:rPr>
@@ -1338,7 +1243,7 @@
         <w:rPr>
           <w:rStyle w:val="OperatorTok"/>
         </w:rPr>
-        <w:t xml:space="preserve">=</w:t>
+        <w:t>=</w:t>
       </w:r>
       <w:r>
         <w:rPr>
@@ -1350,13 +1255,13 @@
         <w:rPr>
           <w:rStyle w:val="DecValTok"/>
         </w:rPr>
-        <w:t xml:space="preserve">0</w:t>
+        <w:t>0</w:t>
       </w:r>
       <w:r>
         <w:rPr>
           <w:rStyle w:val="OperatorTok"/>
         </w:rPr>
-        <w:t xml:space="preserve">;</w:t>
+        <w:t>;</w:t>
       </w:r>
       <w:r>
         <w:rPr>
@@ -1368,7 +1273,7 @@
         <w:rPr>
           <w:rStyle w:val="OperatorTok"/>
         </w:rPr>
-        <w:t xml:space="preserve">&lt;</w:t>
+        <w:t>&lt;</w:t>
       </w:r>
       <w:r>
         <w:rPr>
@@ -1380,7 +1285,7 @@
         <w:rPr>
           <w:rStyle w:val="OperatorTok"/>
         </w:rPr>
-        <w:t xml:space="preserve">;</w:t>
+        <w:t>;</w:t>
       </w:r>
       <w:r>
         <w:rPr>
@@ -1392,7 +1297,7 @@
         <w:rPr>
           <w:rStyle w:val="OperatorTok"/>
         </w:rPr>
-        <w:t xml:space="preserve">++)</w:t>
+        <w:t>++)</w:t>
       </w:r>
       <w:r>
         <w:rPr>
@@ -1404,7 +1309,7 @@
         <w:rPr>
           <w:rStyle w:val="OperatorTok"/>
         </w:rPr>
-        <w:t xml:space="preserve">{</w:t>
+        <w:t>{</w:t>
       </w:r>
       <w:r>
         <w:br/>
@@ -1419,7 +1324,7 @@
         <w:rPr>
           <w:rStyle w:val="CommentTok"/>
         </w:rPr>
-        <w:t xml:space="preserve">// робимо якісь обчислення</w:t>
+        <w:t>// робимо якісь обчислення</w:t>
       </w:r>
       <w:r>
         <w:br/>
@@ -1434,7 +1339,7 @@
         <w:rPr>
           <w:rStyle w:val="OperatorTok"/>
         </w:rPr>
-        <w:t xml:space="preserve">}</w:t>
+        <w:t>}</w:t>
       </w:r>
       <w:r>
         <w:br/>
@@ -1449,7 +1354,7 @@
         <w:rPr>
           <w:rStyle w:val="ControlFlowTok"/>
         </w:rPr>
-        <w:t xml:space="preserve">return</w:t>
+        <w:t>return</w:t>
       </w:r>
       <w:r>
         <w:rPr>
@@ -1461,7 +1366,7 @@
         <w:rPr>
           <w:rStyle w:val="OperatorTok"/>
         </w:rPr>
-        <w:t xml:space="preserve">;</w:t>
+        <w:t>;</w:t>
       </w:r>
       <w:r>
         <w:br/>
@@ -1470,215 +1375,200 @@
         <w:rPr>
           <w:rStyle w:val="OperatorTok"/>
         </w:rPr>
-        <w:t xml:space="preserve">}</w:t>
+        <w:t>}</w:t>
       </w:r>
     </w:p>
     <w:p>
       <w:pPr>
         <w:numPr>
           <w:ilvl w:val="0"/>
-          <w:numId w:val="1000"/>
+          <w:numId w:val="1"/>
         </w:numPr>
       </w:pPr>
       <w:r>
-        <w:t xml:space="preserve">Але в цій, першій, лабораторній роботі всі логічні умови мають бути розглянуті в тілі основної програми, тому там має бути лише один</w:t>
-      </w:r>
-      <w:r>
-        <w:t xml:space="preserve"> </w:t>
+        <w:t xml:space="preserve">Але в цій, першій, лабораторній роботі всі логічні умови мають бути розглянуті в тілі основної програми, тому там має бути лише один </w:t>
       </w:r>
       <w:r>
         <w:rPr>
           <w:rStyle w:val="VerbatimChar"/>
         </w:rPr>
-        <w:t xml:space="preserve">return</w:t>
-      </w:r>
-      <w:r>
-        <w:t xml:space="preserve">.</w:t>
+        <w:t>return</w:t>
+      </w:r>
+      <w:r>
+        <w:t>.</w:t>
       </w:r>
     </w:p>
     <w:p>
       <w:pPr>
         <w:numPr>
           <w:ilvl w:val="0"/>
-          <w:numId w:val="1004"/>
+          <w:numId w:val="5"/>
         </w:numPr>
       </w:pPr>
       <w:r>
         <w:rPr>
+          <w:b/>
           <w:bCs/>
-          <w:b/>
-        </w:rPr>
-        <w:t xml:space="preserve">Оформлення коду.</w:t>
+        </w:rPr>
+        <w:t>Оформлення коду.</w:t>
       </w:r>
       <w:r>
         <w:t xml:space="preserve"> </w:t>
       </w:r>
       <w:r>
-        <w:t xml:space="preserve">Хорошим зразком рекомендацій щодо оформлення коду є NASA C Style Guide:</w:t>
-      </w:r>
-      <w:r>
-        <w:t xml:space="preserve"> </w:t>
-      </w:r>
-      <w:hyperlink r:id="rId24">
+        <w:t xml:space="preserve">Хорошим зразком рекомендацій щодо оформлення коду є NASA C Style Guide: </w:t>
+      </w:r>
+      <w:hyperlink r:id="rId7">
         <w:r>
           <w:rPr>
             <w:rStyle w:val="Hyperlink"/>
           </w:rPr>
-          <w:t xml:space="preserve">http://mechatronics.me.wisc.edu/labresources/DataSheets/NASA-GSFC_C_Programming_Styles-94-003.pdf</w:t>
+          <w:t>http://mechatronics.me.wisc.edu/labresources/DataSheets/NASA-GSFC_C_Programming_Styles-94-003.pdf</w:t>
         </w:r>
       </w:hyperlink>
     </w:p>
-    <w:bookmarkEnd w:id="25"/>
-    <w:bookmarkEnd w:id="26"/>
-    <w:bookmarkStart w:id="27" w:name="контрольні-питання"/>
     <w:p>
       <w:pPr>
         <w:pStyle w:val="Heading2"/>
       </w:pPr>
-      <w:r>
-        <w:t xml:space="preserve">4. Контрольні питання</w:t>
-      </w:r>
-    </w:p>
-    <w:p>
-      <w:pPr>
+      <w:bookmarkStart w:id="7" w:name="контрольні-питання"/>
+      <w:bookmarkEnd w:id="4"/>
+      <w:bookmarkEnd w:id="6"/>
+      <w:r>
+        <w:t>4. Контрольні питання</w:t>
+      </w:r>
+    </w:p>
+    <w:p>
+      <w:pPr>
+        <w:pStyle w:val="Compact"/>
         <w:numPr>
           <w:ilvl w:val="0"/>
-          <w:numId w:val="1005"/>
+          <w:numId w:val="6"/>
         </w:numPr>
+      </w:pPr>
+      <w:r>
+        <w:t>Класифікація керуючих конструкцій розгалуження.</w:t>
+      </w:r>
+    </w:p>
+    <w:p>
+      <w:pPr>
         <w:pStyle w:val="Compact"/>
-      </w:pPr>
-      <w:r>
-        <w:t xml:space="preserve">Класифікація керуючих конструкцій розгалуження.</w:t>
-      </w:r>
-    </w:p>
-    <w:p>
-      <w:pPr>
         <w:numPr>
           <w:ilvl w:val="0"/>
-          <w:numId w:val="1005"/>
+          <w:numId w:val="6"/>
         </w:numPr>
+      </w:pPr>
+      <w:r>
+        <w:t>Запис керуючих конструкцій розгалуження діаграмами дій.</w:t>
+      </w:r>
+    </w:p>
+    <w:p>
+      <w:pPr>
         <w:pStyle w:val="Compact"/>
-      </w:pPr>
-      <w:r>
-        <w:t xml:space="preserve">Запис керуючих конструкцій розгалуження діаграмами дій.</w:t>
-      </w:r>
-    </w:p>
-    <w:p>
-      <w:pPr>
         <w:numPr>
           <w:ilvl w:val="0"/>
-          <w:numId w:val="1005"/>
+          <w:numId w:val="6"/>
         </w:numPr>
+      </w:pPr>
+      <w:r>
+        <w:t>Запис керуючих конструкцій розгалуження мовою програмування.</w:t>
+      </w:r>
+    </w:p>
+    <w:p>
+      <w:pPr>
         <w:pStyle w:val="Compact"/>
-      </w:pPr>
-      <w:r>
-        <w:t xml:space="preserve">Запис керуючих конструкцій розгалуження мовою програмування.</w:t>
-      </w:r>
-    </w:p>
-    <w:p>
-      <w:pPr>
         <w:numPr>
           <w:ilvl w:val="0"/>
-          <w:numId w:val="1005"/>
+          <w:numId w:val="6"/>
         </w:numPr>
+      </w:pPr>
+      <w:r>
+        <w:t xml:space="preserve">Таблиця істинності булевої (логічної) операції </w:t>
+      </w:r>
+      <w:r>
+        <w:rPr>
+          <w:rStyle w:val="VerbatimChar"/>
+        </w:rPr>
+        <w:t>not</w:t>
+      </w:r>
+      <w:r>
+        <w:t>.</w:t>
+      </w:r>
+    </w:p>
+    <w:p>
+      <w:pPr>
         <w:pStyle w:val="Compact"/>
-      </w:pPr>
-      <w:r>
-        <w:t xml:space="preserve">Таблиця істинності булевої (логічної) операції</w:t>
-      </w:r>
-      <w:r>
-        <w:t xml:space="preserve"> </w:t>
-      </w:r>
-      <w:r>
-        <w:rPr>
-          <w:rStyle w:val="VerbatimChar"/>
-        </w:rPr>
-        <w:t xml:space="preserve">not</w:t>
-      </w:r>
-      <w:r>
-        <w:t xml:space="preserve">.</w:t>
-      </w:r>
-    </w:p>
-    <w:p>
-      <w:pPr>
         <w:numPr>
           <w:ilvl w:val="0"/>
-          <w:numId w:val="1005"/>
+          <w:numId w:val="6"/>
         </w:numPr>
+      </w:pPr>
+      <w:r>
+        <w:t xml:space="preserve">Таблиця істинності булевої (логічної) операції </w:t>
+      </w:r>
+      <w:r>
+        <w:rPr>
+          <w:rStyle w:val="VerbatimChar"/>
+        </w:rPr>
+        <w:t>and</w:t>
+      </w:r>
+      <w:r>
+        <w:t>.</w:t>
+      </w:r>
+    </w:p>
+    <w:p>
+      <w:pPr>
         <w:pStyle w:val="Compact"/>
-      </w:pPr>
-      <w:r>
-        <w:t xml:space="preserve">Таблиця істинності булевої (логічної) операції</w:t>
-      </w:r>
-      <w:r>
-        <w:t xml:space="preserve"> </w:t>
-      </w:r>
-      <w:r>
-        <w:rPr>
-          <w:rStyle w:val="VerbatimChar"/>
-        </w:rPr>
-        <w:t xml:space="preserve">and</w:t>
-      </w:r>
-      <w:r>
-        <w:t xml:space="preserve">.</w:t>
-      </w:r>
-    </w:p>
-    <w:p>
-      <w:pPr>
         <w:numPr>
           <w:ilvl w:val="0"/>
-          <w:numId w:val="1005"/>
+          <w:numId w:val="6"/>
         </w:numPr>
+      </w:pPr>
+      <w:r>
+        <w:t xml:space="preserve">Таблиця істинності булевої (логічної) операції </w:t>
+      </w:r>
+      <w:r>
+        <w:rPr>
+          <w:rStyle w:val="VerbatimChar"/>
+        </w:rPr>
+        <w:t>or</w:t>
+      </w:r>
+      <w:r>
+        <w:t>.</w:t>
+      </w:r>
+    </w:p>
+    <w:p>
+      <w:pPr>
         <w:pStyle w:val="Compact"/>
-      </w:pPr>
-      <w:r>
-        <w:t xml:space="preserve">Таблиця істинності булевої (логічної) операції</w:t>
-      </w:r>
-      <w:r>
-        <w:t xml:space="preserve"> </w:t>
-      </w:r>
-      <w:r>
-        <w:rPr>
-          <w:rStyle w:val="VerbatimChar"/>
-        </w:rPr>
-        <w:t xml:space="preserve">or</w:t>
-      </w:r>
-      <w:r>
-        <w:t xml:space="preserve">.</w:t>
-      </w:r>
-    </w:p>
-    <w:p>
-      <w:pPr>
         <w:numPr>
           <w:ilvl w:val="0"/>
-          <w:numId w:val="1005"/>
+          <w:numId w:val="6"/>
         </w:numPr>
+      </w:pPr>
+      <w:r>
+        <w:t>Запис складних булевих (логічних) виразів.</w:t>
+      </w:r>
+    </w:p>
+    <w:p>
+      <w:pPr>
         <w:pStyle w:val="Compact"/>
-      </w:pPr>
-      <w:r>
-        <w:t xml:space="preserve">Запис складних булевих (логічних) виразів.</w:t>
-      </w:r>
-    </w:p>
-    <w:p>
-      <w:pPr>
         <w:numPr>
           <w:ilvl w:val="0"/>
-          <w:numId w:val="1005"/>
+          <w:numId w:val="6"/>
         </w:numPr>
-        <w:pStyle w:val="Compact"/>
-      </w:pPr>
-      <w:r>
-        <w:t xml:space="preserve">Які існують варіанти використання вкладених умовних конструкцій (при наявності альтернативної гілки та при її відсутності) та особливості запису таких вкладених конструкцій мовою програмування?</w:t>
-      </w:r>
-    </w:p>
-    <w:bookmarkEnd w:id="27"/>
-    <w:bookmarkStart w:id="28" w:name="варіанти-індивідуальних-завдань"/>
+      </w:pPr>
+      <w:r>
+        <w:t>Які існують варіанти використання вкладених умовних конструкцій (при наявності альтернативної гілки та при її відсутності) та особливості запису таких вкладених конструкцій мовою програмування?</w:t>
+      </w:r>
+    </w:p>
     <w:p>
       <w:pPr>
         <w:pStyle w:val="Heading2"/>
       </w:pPr>
-      <w:r>
-        <w:t xml:space="preserve">5. Варіанти індивідуальних завдань</w:t>
+      <w:bookmarkStart w:id="8" w:name="варіанти-індивідуальних-завдань"/>
+      <w:bookmarkEnd w:id="7"/>
+      <w:r>
+        <w:t>5. Варіанти індивідуальних завдань</w:t>
       </w:r>
     </w:p>
     <w:p>
@@ -1686,7 +1576,7 @@
         <w:pStyle w:val="FirstParagraph"/>
       </w:pPr>
       <w:r>
-        <w:t xml:space="preserve">Для заданого дійсного x обчислити:</w:t>
+        <w:t>Для заданого дійсного x обчислити:</w:t>
       </w:r>
     </w:p>
     <w:p>
@@ -1706,7 +1596,7 @@
         <w:rPr>
           <w:rStyle w:val="VerbatimChar"/>
         </w:rPr>
-        <w:t xml:space="preserve">y(x) =</w:t>
+        <w:t>y(x) =</w:t>
       </w:r>
       <w:r>
         <w:br/>
@@ -1723,438 +1613,471 @@
         <w:pStyle w:val="FirstParagraph"/>
       </w:pPr>
       <w:r>
-        <w:t xml:space="preserve">(для x поза об’єднанням D1 ∪ D2 функція не визначена — програма повинна вивести відповідне повідомлення).</w:t>
+        <w:t>(для x поза об’єднанням D1 ∪ D2 функція не визначена — програма повинна вивести відповідне повідомлення).</w:t>
       </w:r>
     </w:p>
     <w:tbl>
       <w:tblPr>
         <w:tblStyle w:val="Table"/>
-        <w:tblW w:type="pct" w:w="5000"/>
-        <w:tblLook w:firstRow="1" w:lastRow="0" w:firstColumn="0" w:lastColumn="0" w:noHBand="0" w:noVBand="0" w:val="0020"/>
-        <w:jc w:val="start"/>
+        <w:tblW w:w="5000" w:type="pct"/>
+        <w:tblLook w:val="0020" w:firstRow="1" w:lastRow="0" w:firstColumn="0" w:lastColumn="0" w:noHBand="0" w:noVBand="0"/>
       </w:tblPr>
       <w:tblGrid>
-        <w:gridCol w:w="2640"/>
-        <w:gridCol w:w="2640"/>
-        <w:gridCol w:w="2640"/>
+        <w:gridCol w:w="1240"/>
+        <w:gridCol w:w="4242"/>
+        <w:gridCol w:w="4094"/>
       </w:tblGrid>
       <w:tr>
         <w:trPr>
-          <w:tblHeader w:val="true"/>
+          <w:cnfStyle w:val="100000000000" w:firstRow="1" w:lastRow="0" w:firstColumn="0" w:lastColumn="0" w:oddVBand="0" w:evenVBand="0" w:oddHBand="0" w:evenHBand="0" w:firstRowFirstColumn="0" w:firstRowLastColumn="0" w:lastRowFirstColumn="0" w:lastRowLastColumn="0"/>
+          <w:tblHeader/>
         </w:trPr>
         <w:tc>
-          <w:tcPr/>
+          <w:tcPr>
+            <w:tcW w:w="0" w:type="auto"/>
+          </w:tcPr>
           <w:p>
             <w:pPr>
               <w:pStyle w:val="Compact"/>
-              <w:jc w:val="left"/>
             </w:pPr>
             <w:r>
-              <w:t xml:space="preserve">Варіант</w:t>
+              <w:t>Варіант</w:t>
             </w:r>
           </w:p>
         </w:tc>
         <w:tc>
-          <w:tcPr/>
+          <w:tcPr>
+            <w:tcW w:w="0" w:type="auto"/>
+          </w:tcPr>
           <w:p>
             <w:pPr>
               <w:pStyle w:val="Compact"/>
-              <w:jc w:val="left"/>
             </w:pPr>
             <w:r>
-              <w:t xml:space="preserve">f1(x), x ∈ D1</w:t>
+              <w:t>f1(x), x ∈ D1</w:t>
             </w:r>
           </w:p>
         </w:tc>
         <w:tc>
-          <w:tcPr/>
+          <w:tcPr>
+            <w:tcW w:w="0" w:type="auto"/>
+          </w:tcPr>
           <w:p>
             <w:pPr>
               <w:pStyle w:val="Compact"/>
-              <w:jc w:val="left"/>
             </w:pPr>
             <w:r>
-              <w:t xml:space="preserve">f2(x), x ∈ D2</w:t>
+              <w:t>f2(x), x ∈ D2</w:t>
             </w:r>
           </w:p>
         </w:tc>
       </w:tr>
       <w:tr>
         <w:tc>
-          <w:tcPr/>
+          <w:tcPr>
+            <w:tcW w:w="0" w:type="auto"/>
+          </w:tcPr>
           <w:p>
             <w:pPr>
               <w:pStyle w:val="Compact"/>
-              <w:jc w:val="left"/>
             </w:pPr>
             <w:r>
-              <w:t xml:space="preserve">1, 11, 21</w:t>
+              <w:t>1, 11, 21</w:t>
             </w:r>
           </w:p>
         </w:tc>
         <w:tc>
-          <w:tcPr/>
+          <w:tcPr>
+            <w:tcW w:w="0" w:type="auto"/>
+          </w:tcPr>
           <w:p>
             <w:pPr>
               <w:pStyle w:val="Compact"/>
-              <w:jc w:val="left"/>
             </w:pPr>
             <w:r>
-              <w:t xml:space="preserve">10x³ + 7x/5 + 2, x ∈ [–49,–10) ∪ (0,10]</w:t>
+              <w:t>10x³ + 7x/5 + 2, x ∈ [–49,–10) ∪ (0,10]</w:t>
             </w:r>
           </w:p>
         </w:tc>
         <w:tc>
-          <w:tcPr/>
+          <w:tcPr>
+            <w:tcW w:w="0" w:type="auto"/>
+          </w:tcPr>
           <w:p>
             <w:pPr>
               <w:pStyle w:val="Compact"/>
-              <w:jc w:val="left"/>
             </w:pPr>
             <w:r>
-              <w:t xml:space="preserve">–x + 9, x ∈ (20, +∞)</w:t>
+              <w:t>–x + 9, x ∈ (20, +∞)</w:t>
             </w:r>
           </w:p>
         </w:tc>
       </w:tr>
       <w:tr>
         <w:tc>
-          <w:tcPr/>
+          <w:tcPr>
+            <w:tcW w:w="0" w:type="auto"/>
+          </w:tcPr>
           <w:p>
             <w:pPr>
               <w:pStyle w:val="Compact"/>
-              <w:jc w:val="left"/>
             </w:pPr>
             <w:r>
-              <w:t xml:space="preserve">2, 12, 22</w:t>
+              <w:t>2, 12, 22</w:t>
             </w:r>
           </w:p>
         </w:tc>
         <w:tc>
-          <w:tcPr/>
+          <w:tcPr>
+            <w:tcW w:w="0" w:type="auto"/>
+          </w:tcPr>
           <w:p>
             <w:pPr>
               <w:pStyle w:val="Compact"/>
-              <w:jc w:val="left"/>
             </w:pPr>
             <w:r>
-              <w:t xml:space="preserve">x³ – 5x², x ∈ (0,5]</w:t>
+              <w:t>x³ – 5x², x ∈ (0,5]</w:t>
             </w:r>
           </w:p>
         </w:tc>
         <w:tc>
-          <w:tcPr/>
+          <w:tcPr>
+            <w:tcW w:w="0" w:type="auto"/>
+          </w:tcPr>
           <w:p>
             <w:pPr>
               <w:pStyle w:val="Compact"/>
-              <w:jc w:val="left"/>
             </w:pPr>
             <w:r>
-              <w:t xml:space="preserve">x² – 3, x ∈ [–32,–20) ∪ (10, +∞)</w:t>
+              <w:t>x² – 3, x ∈ [–32,–20) ∪ (10, +∞)</w:t>
             </w:r>
           </w:p>
         </w:tc>
       </w:tr>
       <w:tr>
         <w:tc>
-          <w:tcPr/>
+          <w:tcPr>
+            <w:tcW w:w="0" w:type="auto"/>
+          </w:tcPr>
           <w:p>
             <w:pPr>
               <w:pStyle w:val="Compact"/>
-              <w:jc w:val="left"/>
             </w:pPr>
             <w:r>
-              <w:t xml:space="preserve">3, 13, 23</w:t>
+              <w:t>3, 13, 23</w:t>
             </w:r>
           </w:p>
         </w:tc>
         <w:tc>
-          <w:tcPr/>
+          <w:tcPr>
+            <w:tcW w:w="0" w:type="auto"/>
+          </w:tcPr>
           <w:p>
             <w:pPr>
               <w:pStyle w:val="Compact"/>
-              <w:jc w:val="left"/>
             </w:pPr>
             <w:r>
-              <w:t xml:space="preserve">–14x – 20, x ∈ (–21,3] ∪ (12, +∞)</w:t>
+              <w:t>–14x – 20, x ∈ (–21,3] ∪ (12, +∞)</w:t>
             </w:r>
           </w:p>
         </w:tc>
         <w:tc>
-          <w:tcPr/>
+          <w:tcPr>
+            <w:tcW w:w="0" w:type="auto"/>
+          </w:tcPr>
           <w:p>
             <w:pPr>
               <w:pStyle w:val="Compact"/>
-              <w:jc w:val="left"/>
             </w:pPr>
             <w:r>
-              <w:t xml:space="preserve">13x²/11 – 6, x ∈ (–∞, –41]</w:t>
+              <w:t>13x²/11 – 6, x ∈ (–∞, –41]</w:t>
             </w:r>
           </w:p>
         </w:tc>
       </w:tr>
       <w:tr>
         <w:tc>
-          <w:tcPr/>
+          <w:tcPr>
+            <w:tcW w:w="0" w:type="auto"/>
+          </w:tcPr>
           <w:p>
             <w:pPr>
               <w:pStyle w:val="Compact"/>
-              <w:jc w:val="left"/>
             </w:pPr>
             <w:r>
-              <w:t xml:space="preserve">4, 14, 24</w:t>
+              <w:t>4, 14, 24</w:t>
             </w:r>
           </w:p>
         </w:tc>
         <w:tc>
-          <w:tcPr/>
+          <w:tcPr>
+            <w:tcW w:w="0" w:type="auto"/>
+          </w:tcPr>
           <w:p>
             <w:pPr>
               <w:pStyle w:val="Compact"/>
-              <w:jc w:val="left"/>
             </w:pPr>
             <w:r>
-              <w:t xml:space="preserve">4x² + 2, x ∈ (–15,3]</w:t>
+              <w:t>4x² + 2, x ∈ (–15,3]</w:t>
             </w:r>
           </w:p>
         </w:tc>
         <w:tc>
-          <w:tcPr/>
+          <w:tcPr>
+            <w:tcW w:w="0" w:type="auto"/>
+          </w:tcPr>
           <w:p>
             <w:pPr>
               <w:pStyle w:val="Compact"/>
-              <w:jc w:val="left"/>
             </w:pPr>
             <w:r>
-              <w:t xml:space="preserve">3x³/4 – 5, x ∈ (–∞, –30] ∪ (20, +∞)</w:t>
+              <w:t>3x³/4 – 5, x ∈ (–∞, –30] ∪ (20, +∞)</w:t>
             </w:r>
           </w:p>
         </w:tc>
       </w:tr>
       <w:tr>
         <w:tc>
-          <w:tcPr/>
+          <w:tcPr>
+            <w:tcW w:w="0" w:type="auto"/>
+          </w:tcPr>
           <w:p>
             <w:pPr>
               <w:pStyle w:val="Compact"/>
-              <w:jc w:val="left"/>
             </w:pPr>
             <w:r>
-              <w:t xml:space="preserve">5, 15, 25</w:t>
+              <w:t>5, 15, 25</w:t>
             </w:r>
           </w:p>
         </w:tc>
         <w:tc>
-          <w:tcPr/>
+          <w:tcPr>
+            <w:tcW w:w="0" w:type="auto"/>
+          </w:tcPr>
           <w:p>
             <w:pPr>
               <w:pStyle w:val="Compact"/>
-              <w:jc w:val="left"/>
             </w:pPr>
             <w:r>
-              <w:t xml:space="preserve">x³ – 6, x ∈ (–10,–5] ∪ (5,15]</w:t>
+              <w:t>x³ – 6, x ∈ (–10,–5] ∪ (5,15]</w:t>
             </w:r>
           </w:p>
         </w:tc>
         <w:tc>
-          <w:tcPr/>
+          <w:tcPr>
+            <w:tcW w:w="0" w:type="auto"/>
+          </w:tcPr>
           <w:p>
             <w:pPr>
               <w:pStyle w:val="Compact"/>
-              <w:jc w:val="left"/>
             </w:pPr>
             <w:r>
-              <w:t xml:space="preserve">2x³ – 3x + 2, x ∈ [25, +∞)</w:t>
+              <w:t>2x³ – 3x + 2, x ∈ [25, +∞)</w:t>
             </w:r>
           </w:p>
         </w:tc>
       </w:tr>
       <w:tr>
         <w:tc>
-          <w:tcPr/>
+          <w:tcPr>
+            <w:tcW w:w="0" w:type="auto"/>
+          </w:tcPr>
           <w:p>
             <w:pPr>
               <w:pStyle w:val="Compact"/>
-              <w:jc w:val="left"/>
             </w:pPr>
             <w:r>
-              <w:t xml:space="preserve">6, 16, 26</w:t>
+              <w:t>6, 16, 26</w:t>
             </w:r>
           </w:p>
         </w:tc>
         <w:tc>
-          <w:tcPr/>
+          <w:tcPr>
+            <w:tcW w:w="0" w:type="auto"/>
+          </w:tcPr>
           <w:p>
             <w:pPr>
               <w:pStyle w:val="Compact"/>
-              <w:jc w:val="left"/>
             </w:pPr>
             <w:r>
-              <w:t xml:space="preserve">x³ + 14, x ∈ [2,7]</w:t>
+              <w:t>x³ + 14, x ∈ [2,7]</w:t>
             </w:r>
           </w:p>
         </w:tc>
         <w:tc>
-          <w:tcPr/>
+          <w:tcPr>
+            <w:tcW w:w="0" w:type="auto"/>
+          </w:tcPr>
           <w:p>
             <w:pPr>
               <w:pStyle w:val="Compact"/>
-              <w:jc w:val="left"/>
             </w:pPr>
             <w:r>
-              <w:t xml:space="preserve">–4x³ + 3x – 7, x ∈ (–13,–3] ∪ (14, +∞)</w:t>
+              <w:t>–4x³ + 3x – 7, x ∈ (–13,–3] ∪ (14, +∞)</w:t>
             </w:r>
           </w:p>
         </w:tc>
       </w:tr>
       <w:tr>
         <w:tc>
-          <w:tcPr/>
+          <w:tcPr>
+            <w:tcW w:w="0" w:type="auto"/>
+          </w:tcPr>
           <w:p>
             <w:pPr>
               <w:pStyle w:val="Compact"/>
-              <w:jc w:val="left"/>
             </w:pPr>
             <w:r>
-              <w:t xml:space="preserve">7, 17, 27</w:t>
+              <w:t>7, 17, 27</w:t>
             </w:r>
           </w:p>
         </w:tc>
         <w:tc>
-          <w:tcPr/>
+          <w:tcPr>
+            <w:tcW w:w="0" w:type="auto"/>
+          </w:tcPr>
           <w:p>
             <w:pPr>
               <w:pStyle w:val="Compact"/>
-              <w:jc w:val="left"/>
             </w:pPr>
             <w:r>
-              <w:t xml:space="preserve">–3x²/5 + 9, x ∈ [0,8] ∪ [16, +∞)</w:t>
+              <w:t>–3x²/5 + 9, x ∈ [0,8] ∪ [16, +∞)</w:t>
             </w:r>
           </w:p>
         </w:tc>
         <w:tc>
-          <w:tcPr/>
+          <w:tcPr>
+            <w:tcW w:w="0" w:type="auto"/>
+          </w:tcPr>
           <w:p>
             <w:pPr>
               <w:pStyle w:val="Compact"/>
-              <w:jc w:val="left"/>
             </w:pPr>
             <w:r>
-              <w:t xml:space="preserve">15x – 2, x ∈ (–∞, –1)</w:t>
+              <w:t>15x – 2, x ∈ (–∞, –1)</w:t>
             </w:r>
           </w:p>
         </w:tc>
       </w:tr>
       <w:tr>
         <w:tc>
-          <w:tcPr/>
+          <w:tcPr>
+            <w:tcW w:w="0" w:type="auto"/>
+          </w:tcPr>
           <w:p>
             <w:pPr>
               <w:pStyle w:val="Compact"/>
-              <w:jc w:val="left"/>
             </w:pPr>
             <w:r>
-              <w:t xml:space="preserve">8, 18, 28</w:t>
+              <w:t>8, 18, 28</w:t>
             </w:r>
           </w:p>
         </w:tc>
         <w:tc>
-          <w:tcPr/>
+          <w:tcPr>
+            <w:tcW w:w="0" w:type="auto"/>
+          </w:tcPr>
           <w:p>
             <w:pPr>
               <w:pStyle w:val="Compact"/>
-              <w:jc w:val="left"/>
             </w:pPr>
             <w:r>
-              <w:t xml:space="preserve">–6x² + 8, x ∈ [0,7)</w:t>
+              <w:t>–6x² + 8, x ∈ [0,7)</w:t>
             </w:r>
           </w:p>
         </w:tc>
         <w:tc>
-          <w:tcPr/>
+          <w:tcPr>
+            <w:tcW w:w="0" w:type="auto"/>
+          </w:tcPr>
           <w:p>
             <w:pPr>
               <w:pStyle w:val="Compact"/>
-              <w:jc w:val="left"/>
             </w:pPr>
             <w:r>
-              <w:t xml:space="preserve">–x³/7 + 10, x ∈ (–∞, –10] ∪ [11, +∞)</w:t>
+              <w:t>–x³/7 + 10, x ∈ (–∞, –10] ∪ [11, +∞)</w:t>
             </w:r>
           </w:p>
         </w:tc>
       </w:tr>
       <w:tr>
         <w:tc>
-          <w:tcPr/>
+          <w:tcPr>
+            <w:tcW w:w="0" w:type="auto"/>
+          </w:tcPr>
           <w:p>
             <w:pPr>
               <w:pStyle w:val="Compact"/>
-              <w:jc w:val="left"/>
             </w:pPr>
             <w:r>
-              <w:t xml:space="preserve">9, 19, 29</w:t>
+              <w:t>9, 19, 29</w:t>
             </w:r>
           </w:p>
         </w:tc>
         <w:tc>
-          <w:tcPr/>
+          <w:tcPr>
+            <w:tcW w:w="0" w:type="auto"/>
+          </w:tcPr>
           <w:p>
             <w:pPr>
               <w:pStyle w:val="Compact"/>
-              <w:jc w:val="left"/>
             </w:pPr>
             <w:r>
-              <w:t xml:space="preserve">–9x³ + 5x², x ∈ (2,12] ∪ (22,32)</w:t>
+              <w:t>–9x³ + 5x², x ∈ (2,12] ∪ (22,32)</w:t>
             </w:r>
           </w:p>
         </w:tc>
         <w:tc>
-          <w:tcPr/>
+          <w:tcPr>
+            <w:tcW w:w="0" w:type="auto"/>
+          </w:tcPr>
           <w:p>
             <w:pPr>
               <w:pStyle w:val="Compact"/>
-              <w:jc w:val="left"/>
             </w:pPr>
             <w:r>
-              <w:t xml:space="preserve">–x² – 12, x ∈ (–∞, 0]</w:t>
+              <w:t>–x² – 12, x ∈ (–∞, 0]</w:t>
             </w:r>
           </w:p>
         </w:tc>
       </w:tr>
       <w:tr>
         <w:tc>
-          <w:tcPr/>
+          <w:tcPr>
+            <w:tcW w:w="0" w:type="auto"/>
+          </w:tcPr>
           <w:p>
             <w:pPr>
               <w:pStyle w:val="Compact"/>
-              <w:jc w:val="left"/>
             </w:pPr>
             <w:r>
-              <w:t xml:space="preserve">10, 20, 30</w:t>
+              <w:t>10, 20, 30</w:t>
             </w:r>
           </w:p>
         </w:tc>
         <w:tc>
-          <w:tcPr/>
+          <w:tcPr>
+            <w:tcW w:w="0" w:type="auto"/>
+          </w:tcPr>
           <w:p>
             <w:pPr>
               <w:pStyle w:val="Compact"/>
-              <w:jc w:val="left"/>
             </w:pPr>
             <w:r>
-              <w:t xml:space="preserve">–5x³ + 10, x ∈ [8,23)</w:t>
+              <w:t>–5x³ + 10, x ∈ [8,23)</w:t>
             </w:r>
           </w:p>
         </w:tc>
         <w:tc>
-          <w:tcPr/>
+          <w:tcPr>
+            <w:tcW w:w="0" w:type="auto"/>
+          </w:tcPr>
           <w:p>
             <w:pPr>
               <w:pStyle w:val="Compact"/>
-              <w:jc w:val="left"/>
             </w:pPr>
             <w:r>
-              <w:t xml:space="preserve">2x³ + 8x², x ∈ (–∞, –19) ∪ (–3,0]</w:t>
+              <w:t>2x³ + 8x², x ∈ (–∞, –19) ∪ (–3,0]</w:t>
             </w:r>
           </w:p>
         </w:tc>
@@ -2163,51 +2086,65 @@
     <w:p>
       <w:pPr>
         <w:pStyle w:val="BodyText"/>
-      </w:pPr>
-      <w:r>
-        <w:rPr>
-          <w:iCs/>
-          <w:i/>
-        </w:rPr>
-        <w:t xml:space="preserve">(Джерело нумерує 30 варіантів, кожні 10 з яких повторюють ту саму функцію — таблиця вище об’єднує їх за формулою; викладач призначає конкретний номер варіанта 1–30, формула визначається за залишком від ділення на 10, де залишок 0 відповідає рядку «10, 20, 30».)</w:t>
-      </w:r>
-    </w:p>
+        <w:rPr>
+          <w:lang w:val="en-US"/>
+        </w:rPr>
+      </w:pPr>
+    </w:p>
+    <w:bookmarkEnd w:id="0"/>
+    <w:bookmarkEnd w:id="8"/>
     <w:p>
       <w:pPr>
         <w:pStyle w:val="BodyText"/>
       </w:pPr>
-      <w:r>
-        <w:rPr>
-          <w:iCs/>
-          <w:i/>
-        </w:rPr>
-        <w:t xml:space="preserve">(кінець документа)</w:t>
-      </w:r>
-    </w:p>
-    <w:bookmarkEnd w:id="28"/>
-    <w:bookmarkEnd w:id="29"/>
-    <w:sectPr/>
+    </w:p>
+    <w:sectPr>
+      <w:pgSz w:w="12240" w:h="15840"/>
+      <w:pgMar w:top="1440" w:right="1440" w:bottom="1440" w:left="1440" w:header="720" w:footer="720" w:gutter="0"/>
+      <w:cols w:space="720"/>
+    </w:sectPr>
   </w:body>
 </w:document>
 </file>
 
-<file path=word/comments.xml><?xml version="1.0" encoding="utf-8"?>
-<w:comments xmlns:w="http://schemas.openxmlformats.org/wordprocessingml/2006/main" xmlns:m="http://schemas.openxmlformats.org/officeDocument/2006/math" xmlns:r="http://schemas.openxmlformats.org/officeDocument/2006/relationships" xmlns:o="urn:schemas-microsoft-com:office:office" xmlns:v="urn:schemas-microsoft-com:vml" xmlns:w10="urn:schemas-microsoft-com:office:word" xmlns:a="http://schemas.openxmlformats.org/drawingml/2006/main" xmlns:pic="http://schemas.openxmlformats.org/drawingml/2006/picture" xmlns:wp="http://schemas.openxmlformats.org/drawingml/2006/wordprocessingDrawing"/>
+<file path=word/endnotes.xml><?xml version="1.0" encoding="utf-8"?>
+<w:endnotes xmlns:wpc="http://schemas.microsoft.com/office/word/2010/wordprocessingCanvas" xmlns:cx="http://schemas.microsoft.com/office/drawing/2014/chartex" xmlns:cx1="http://schemas.microsoft.com/office/drawing/2015/9/8/chartex" xmlns:cx2="http://schemas.microsoft.com/office/drawing/2015/10/21/chartex" xmlns:cx3="http://schemas.microsoft.com/office/drawing/2016/5/9/chartex" xmlns:cx4="http://schemas.microsoft.com/office/drawing/2016/5/10/chartex" xmlns:cx5="http://schemas.microsoft.com/office/drawing/2016/5/11/chartex" xmlns:cx6="http://schemas.microsoft.com/office/drawing/2016/5/12/chartex" xmlns:cx7="http://schemas.microsoft.com/office/drawing/2016/5/13/chartex" xmlns:cx8="http://schemas.microsoft.com/office/drawing/2016/5/14/chartex" xmlns:mc="http://schemas.openxmlformats.org/markup-compatibility/2006" xmlns:aink="http://schemas.microsoft.com/office/drawing/2016/ink" xmlns:am3d="http://schemas.microsoft.com/office/drawing/2017/model3d" xmlns:o="urn:schemas-microsoft-com:office:office" xmlns:oel="http://schemas.microsoft.com/office/2019/extlst" xmlns:r="http://schemas.openxmlformats.org/officeDocument/2006/relationships" xmlns:m="http://schemas.openxmlformats.org/officeDocument/2006/math" xmlns:v="urn:schemas-microsoft-com:vml" xmlns:wp14="http://schemas.microsoft.com/office/word/2010/wordprocessingDrawing" xmlns:wp="http://schemas.openxmlformats.org/drawingml/2006/wordprocessingDrawing" xmlns:w10="urn:schemas-microsoft-com:office:word" xmlns:w="http://schemas.openxmlformats.org/wordprocessingml/2006/main" xmlns:w14="http://schemas.microsoft.com/office/word/2010/wordml" xmlns:w15="http://schemas.microsoft.com/office/word/2012/wordml" xmlns:w16cex="http://schemas.microsoft.com/office/word/2018/wordml/cex" xmlns:w16cid="http://schemas.microsoft.com/office/word/2016/wordml/cid" xmlns:w16="http://schemas.microsoft.com/office/word/2018/wordml" xmlns:w16du="http://schemas.microsoft.com/office/word/2023/wordml/word16du" xmlns:w16sdtdh="http://schemas.microsoft.com/office/word/2020/wordml/sdtdatahash" xmlns:w16sdtfl="http://schemas.microsoft.com/office/word/2024/wordml/sdtformatlock" xmlns:w16se="http://schemas.microsoft.com/office/word/2015/wordml/symex" xmlns:wpg="http://schemas.microsoft.com/office/word/2010/wordprocessingGroup" xmlns:wpi="http://schemas.microsoft.com/office/word/2010/wordprocessingInk" xmlns:wne="http://schemas.microsoft.com/office/word/2006/wordml" xmlns:wps="http://schemas.microsoft.com/office/word/2010/wordprocessingShape" mc:Ignorable="w14 w15 w16se w16cid w16 w16cex w16sdtdh w16sdtfl w16du wp14">
+  <w:endnote w:type="separator" w:id="-1">
+    <w:p>
+      <w:pPr>
+        <w:spacing w:after="0"/>
+      </w:pPr>
+      <w:r>
+        <w:separator/>
+      </w:r>
+    </w:p>
+  </w:endnote>
+  <w:endnote w:type="continuationSeparator" w:id="0">
+    <w:p>
+      <w:pPr>
+        <w:spacing w:after="0"/>
+      </w:pPr>
+      <w:r>
+        <w:continuationSeparator/>
+      </w:r>
+    </w:p>
+  </w:endnote>
+</w:endnotes>
 </file>
 
 <file path=word/footnotes.xml><?xml version="1.0" encoding="utf-8"?>
-<w:footnotes xmlns:w="http://schemas.openxmlformats.org/wordprocessingml/2006/main" xmlns:m="http://schemas.openxmlformats.org/officeDocument/2006/math" xmlns:r="http://schemas.openxmlformats.org/officeDocument/2006/relationships" xmlns:o="urn:schemas-microsoft-com:office:office" xmlns:v="urn:schemas-microsoft-com:vml" xmlns:w10="urn:schemas-microsoft-com:office:word" xmlns:a="http://schemas.openxmlformats.org/drawingml/2006/main" xmlns:pic="http://schemas.openxmlformats.org/drawingml/2006/picture" xmlns:wp="http://schemas.openxmlformats.org/drawingml/2006/wordprocessingDrawing">
+<w:footnotes xmlns:wpc="http://schemas.microsoft.com/office/word/2010/wordprocessingCanvas" xmlns:cx="http://schemas.microsoft.com/office/drawing/2014/chartex" xmlns:cx1="http://schemas.microsoft.com/office/drawing/2015/9/8/chartex" xmlns:cx2="http://schemas.microsoft.com/office/drawing/2015/10/21/chartex" xmlns:cx3="http://schemas.microsoft.com/office/drawing/2016/5/9/chartex" xmlns:cx4="http://schemas.microsoft.com/office/drawing/2016/5/10/chartex" xmlns:cx5="http://schemas.microsoft.com/office/drawing/2016/5/11/chartex" xmlns:cx6="http://schemas.microsoft.com/office/drawing/2016/5/12/chartex" xmlns:cx7="http://schemas.microsoft.com/office/drawing/2016/5/13/chartex" xmlns:cx8="http://schemas.microsoft.com/office/drawing/2016/5/14/chartex" xmlns:mc="http://schemas.openxmlformats.org/markup-compatibility/2006" xmlns:aink="http://schemas.microsoft.com/office/drawing/2016/ink" xmlns:am3d="http://schemas.microsoft.com/office/drawing/2017/model3d" xmlns:o="urn:schemas-microsoft-com:office:office" xmlns:oel="http://schemas.microsoft.com/office/2019/extlst" xmlns:r="http://schemas.openxmlformats.org/officeDocument/2006/relationships" xmlns:m="http://schemas.openxmlformats.org/officeDocument/2006/math" xmlns:v="urn:schemas-microsoft-com:vml" xmlns:wp14="http://schemas.microsoft.com/office/word/2010/wordprocessingDrawing" xmlns:wp="http://schemas.openxmlformats.org/drawingml/2006/wordprocessingDrawing" xmlns:w10="urn:schemas-microsoft-com:office:word" xmlns:w="http://schemas.openxmlformats.org/wordprocessingml/2006/main" xmlns:w14="http://schemas.microsoft.com/office/word/2010/wordml" xmlns:w15="http://schemas.microsoft.com/office/word/2012/wordml" xmlns:w16cex="http://schemas.microsoft.com/office/word/2018/wordml/cex" xmlns:w16cid="http://schemas.microsoft.com/office/word/2016/wordml/cid" xmlns:w16="http://schemas.microsoft.com/office/word/2018/wordml" xmlns:w16du="http://schemas.microsoft.com/office/word/2023/wordml/word16du" xmlns:w16sdtdh="http://schemas.microsoft.com/office/word/2020/wordml/sdtdatahash" xmlns:w16sdtfl="http://schemas.microsoft.com/office/word/2024/wordml/sdtformatlock" xmlns:w16se="http://schemas.microsoft.com/office/word/2015/wordml/symex" xmlns:wpg="http://schemas.microsoft.com/office/word/2010/wordprocessingGroup" xmlns:wpi="http://schemas.microsoft.com/office/word/2010/wordprocessingInk" xmlns:wne="http://schemas.microsoft.com/office/word/2006/wordml" xmlns:wps="http://schemas.microsoft.com/office/word/2010/wordprocessingShape" mc:Ignorable="w14 w15 w16se w16cid w16 w16cex w16sdtdh w16sdtfl w16du wp14">
+  <w:footnote w:type="separator" w:id="-1">
+    <w:p>
+      <w:r>
+        <w:separator/>
+      </w:r>
+    </w:p>
+  </w:footnote>
   <w:footnote w:type="continuationSeparator" w:id="0">
     <w:p>
       <w:r>
         <w:continuationSeparator/>
-      </w:r>
-    </w:p>
-  </w:footnote>
-  <w:footnote w:type="separator" w:id="-1">
-    <w:p>
-      <w:r>
-        <w:separator/>
       </w:r>
     </w:p>
   </w:footnote>
@@ -2215,10 +2152,11 @@
 </file>
 
 <file path=word/numbering.xml><?xml version="1.0" encoding="utf-8"?>
-<w:numbering xmlns:w="http://schemas.openxmlformats.org/wordprocessingml/2006/main">
-  <w:abstractNum w:abstractNumId="990">
-    <w:nsid w:val="A990"/>
+<w:numbering xmlns:wpc="http://schemas.microsoft.com/office/word/2010/wordprocessingCanvas" xmlns:cx="http://schemas.microsoft.com/office/drawing/2014/chartex" xmlns:cx1="http://schemas.microsoft.com/office/drawing/2015/9/8/chartex" xmlns:cx2="http://schemas.microsoft.com/office/drawing/2015/10/21/chartex" xmlns:cx3="http://schemas.microsoft.com/office/drawing/2016/5/9/chartex" xmlns:cx4="http://schemas.microsoft.com/office/drawing/2016/5/10/chartex" xmlns:cx5="http://schemas.microsoft.com/office/drawing/2016/5/11/chartex" xmlns:cx6="http://schemas.microsoft.com/office/drawing/2016/5/12/chartex" xmlns:cx7="http://schemas.microsoft.com/office/drawing/2016/5/13/chartex" xmlns:cx8="http://schemas.microsoft.com/office/drawing/2016/5/14/chartex" xmlns:mc="http://schemas.openxmlformats.org/markup-compatibility/2006" xmlns:aink="http://schemas.microsoft.com/office/drawing/2016/ink" xmlns:am3d="http://schemas.microsoft.com/office/drawing/2017/model3d" xmlns:o="urn:schemas-microsoft-com:office:office" xmlns:oel="http://schemas.microsoft.com/office/2019/extlst" xmlns:r="http://schemas.openxmlformats.org/officeDocument/2006/relationships" xmlns:m="http://schemas.openxmlformats.org/officeDocument/2006/math" xmlns:v="urn:schemas-microsoft-com:vml" xmlns:wp14="http://schemas.microsoft.com/office/word/2010/wordprocessingDrawing" xmlns:wp="http://schemas.openxmlformats.org/drawingml/2006/wordprocessingDrawing" xmlns:w10="urn:schemas-microsoft-com:office:word" xmlns:w="http://schemas.openxmlformats.org/wordprocessingml/2006/main" xmlns:w14="http://schemas.microsoft.com/office/word/2010/wordml" xmlns:w15="http://schemas.microsoft.com/office/word/2012/wordml" xmlns:w16cex="http://schemas.microsoft.com/office/word/2018/wordml/cex" xmlns:w16cid="http://schemas.microsoft.com/office/word/2016/wordml/cid" xmlns:w16="http://schemas.microsoft.com/office/word/2018/wordml" xmlns:w16du="http://schemas.microsoft.com/office/word/2023/wordml/word16du" xmlns:w16sdtdh="http://schemas.microsoft.com/office/word/2020/wordml/sdtdatahash" xmlns:w16sdtfl="http://schemas.microsoft.com/office/word/2024/wordml/sdtformatlock" xmlns:w16se="http://schemas.microsoft.com/office/word/2015/wordml/symex" xmlns:wpg="http://schemas.microsoft.com/office/word/2010/wordprocessingGroup" xmlns:wpi="http://schemas.microsoft.com/office/word/2010/wordprocessingInk" xmlns:wne="http://schemas.microsoft.com/office/word/2006/wordml" xmlns:wps="http://schemas.microsoft.com/office/word/2010/wordprocessingShape" mc:Ignorable="w14 w15 w16se w16cid w16 w16cex w16sdtdh w16sdtfl w16du wp14">
+  <w:abstractNum w:abstractNumId="0" w15:restartNumberingAfterBreak="0">
+    <w:nsid w:val="0000A990"/>
     <w:multiLevelType w:val="multilevel"/>
+    <w:tmpl w:val="39C6AFC4"/>
     <w:lvl w:ilvl="0">
       <w:numFmt w:val="bullet"/>
       <w:lvlText w:val=" "/>
@@ -2292,9 +2230,87 @@
       </w:pPr>
     </w:lvl>
   </w:abstractNum>
-  <w:abstractNum w:abstractNumId="99411">
-    <w:nsid w:val="A99411"/>
+  <w:abstractNum w:abstractNumId="1" w15:restartNumberingAfterBreak="0">
+    <w:nsid w:val="0000A991"/>
     <w:multiLevelType w:val="multilevel"/>
+    <w:tmpl w:val="FB8E3E24"/>
+    <w:lvl w:ilvl="0">
+      <w:numFmt w:val="bullet"/>
+      <w:lvlText w:val="•"/>
+      <w:lvlJc w:val="left"/>
+      <w:pPr>
+        <w:ind w:left="720" w:hanging="480"/>
+      </w:pPr>
+    </w:lvl>
+    <w:lvl w:ilvl="1">
+      <w:numFmt w:val="bullet"/>
+      <w:lvlText w:val="–"/>
+      <w:lvlJc w:val="left"/>
+      <w:pPr>
+        <w:ind w:left="1440" w:hanging="480"/>
+      </w:pPr>
+    </w:lvl>
+    <w:lvl w:ilvl="2">
+      <w:numFmt w:val="bullet"/>
+      <w:lvlText w:val="•"/>
+      <w:lvlJc w:val="left"/>
+      <w:pPr>
+        <w:ind w:left="2160" w:hanging="480"/>
+      </w:pPr>
+    </w:lvl>
+    <w:lvl w:ilvl="3">
+      <w:numFmt w:val="bullet"/>
+      <w:lvlText w:val="–"/>
+      <w:lvlJc w:val="left"/>
+      <w:pPr>
+        <w:ind w:left="2880" w:hanging="480"/>
+      </w:pPr>
+    </w:lvl>
+    <w:lvl w:ilvl="4">
+      <w:numFmt w:val="bullet"/>
+      <w:lvlText w:val="•"/>
+      <w:lvlJc w:val="left"/>
+      <w:pPr>
+        <w:ind w:left="3600" w:hanging="480"/>
+      </w:pPr>
+    </w:lvl>
+    <w:lvl w:ilvl="5">
+      <w:numFmt w:val="bullet"/>
+      <w:lvlText w:val="–"/>
+      <w:lvlJc w:val="left"/>
+      <w:pPr>
+        <w:ind w:left="4320" w:hanging="480"/>
+      </w:pPr>
+    </w:lvl>
+    <w:lvl w:ilvl="6">
+      <w:numFmt w:val="bullet"/>
+      <w:lvlText w:val="•"/>
+      <w:lvlJc w:val="left"/>
+      <w:pPr>
+        <w:ind w:left="5040" w:hanging="480"/>
+      </w:pPr>
+    </w:lvl>
+    <w:lvl w:ilvl="7">
+      <w:numFmt w:val="bullet"/>
+      <w:lvlText w:val="–"/>
+      <w:lvlJc w:val="left"/>
+      <w:pPr>
+        <w:ind w:left="5760" w:hanging="480"/>
+      </w:pPr>
+    </w:lvl>
+    <w:lvl w:ilvl="8">
+      <w:numFmt w:val="bullet"/>
+      <w:lvlText w:val="•"/>
+      <w:lvlJc w:val="left"/>
+      <w:pPr>
+        <w:ind w:left="6480" w:hanging="480"/>
+      </w:pPr>
+    </w:lvl>
+  </w:abstractNum>
+  <w:abstractNum w:abstractNumId="2" w15:restartNumberingAfterBreak="0">
+    <w:nsid w:val="00A99411"/>
+    <w:multiLevelType w:val="multilevel"/>
+    <w:tmpl w:val="5296C270"/>
     <w:lvl w:ilvl="0">
       <w:start w:val="1"/>
       <w:numFmt w:val="decimal"/>
@@ -2377,87 +2393,11 @@
       </w:pPr>
     </w:lvl>
   </w:abstractNum>
-  <w:abstractNum w:abstractNumId="991">
-    <w:nsid w:val="A991"/>
-    <w:multiLevelType w:val="multilevel"/>
-    <w:lvl w:ilvl="0">
-      <w:numFmt w:val="bullet"/>
-      <w:lvlText w:val="•"/>
-      <w:lvlJc w:val="left"/>
-      <w:pPr>
-        <w:ind w:left="720" w:hanging="480"/>
-      </w:pPr>
-    </w:lvl>
-    <w:lvl w:ilvl="1">
-      <w:numFmt w:val="bullet"/>
-      <w:lvlText w:val="–"/>
-      <w:lvlJc w:val="left"/>
-      <w:pPr>
-        <w:ind w:left="1440" w:hanging="480"/>
-      </w:pPr>
-    </w:lvl>
-    <w:lvl w:ilvl="2">
-      <w:numFmt w:val="bullet"/>
-      <w:lvlText w:val="•"/>
-      <w:lvlJc w:val="left"/>
-      <w:pPr>
-        <w:ind w:left="2160" w:hanging="480"/>
-      </w:pPr>
-    </w:lvl>
-    <w:lvl w:ilvl="3">
-      <w:numFmt w:val="bullet"/>
-      <w:lvlText w:val="–"/>
-      <w:lvlJc w:val="left"/>
-      <w:pPr>
-        <w:ind w:left="2880" w:hanging="480"/>
-      </w:pPr>
-    </w:lvl>
-    <w:lvl w:ilvl="4">
-      <w:numFmt w:val="bullet"/>
-      <w:lvlText w:val="•"/>
-      <w:lvlJc w:val="left"/>
-      <w:pPr>
-        <w:ind w:left="3600" w:hanging="480"/>
-      </w:pPr>
-    </w:lvl>
-    <w:lvl w:ilvl="5">
-      <w:numFmt w:val="bullet"/>
-      <w:lvlText w:val="–"/>
-      <w:lvlJc w:val="left"/>
-      <w:pPr>
-        <w:ind w:left="4320" w:hanging="480"/>
-      </w:pPr>
-    </w:lvl>
-    <w:lvl w:ilvl="6">
-      <w:numFmt w:val="bullet"/>
-      <w:lvlText w:val="•"/>
-      <w:lvlJc w:val="left"/>
-      <w:pPr>
-        <w:ind w:left="5040" w:hanging="480"/>
-      </w:pPr>
-    </w:lvl>
-    <w:lvl w:ilvl="7">
-      <w:numFmt w:val="bullet"/>
-      <w:lvlText w:val="–"/>
-      <w:lvlJc w:val="left"/>
-      <w:pPr>
-        <w:ind w:left="5760" w:hanging="480"/>
-      </w:pPr>
-    </w:lvl>
-    <w:lvl w:ilvl="8">
-      <w:numFmt w:val="bullet"/>
-      <w:lvlText w:val="•"/>
-      <w:lvlJc w:val="left"/>
-      <w:pPr>
-        <w:ind w:left="6480" w:hanging="480"/>
-      </w:pPr>
-    </w:lvl>
-  </w:abstractNum>
-  <w:num w:numId="1000">
-    <w:abstractNumId w:val="990"/>
+  <w:num w:numId="1" w16cid:durableId="1259287065">
+    <w:abstractNumId w:val="0"/>
   </w:num>
-  <w:num w:numId="1001">
-    <w:abstractNumId w:val="99411"/>
+  <w:num w:numId="2" w16cid:durableId="2038506475">
+    <w:abstractNumId w:val="2"/>
     <w:lvlOverride w:ilvl="0">
       <w:startOverride w:val="1"/>
     </w:lvlOverride>
@@ -2486,8 +2426,8 @@
       <w:startOverride w:val="1"/>
     </w:lvlOverride>
   </w:num>
-  <w:num w:numId="1002">
-    <w:abstractNumId w:val="99411"/>
+  <w:num w:numId="3" w16cid:durableId="1233202064">
+    <w:abstractNumId w:val="2"/>
     <w:lvlOverride w:ilvl="0">
       <w:startOverride w:val="1"/>
     </w:lvlOverride>
@@ -2516,14 +2456,14 @@
       <w:startOverride w:val="1"/>
     </w:lvlOverride>
   </w:num>
-  <w:num w:numId="1003">
-    <w:abstractNumId w:val="991"/>
+  <w:num w:numId="4" w16cid:durableId="473376280">
+    <w:abstractNumId w:val="1"/>
   </w:num>
-  <w:num w:numId="1004">
-    <w:abstractNumId w:val="991"/>
+  <w:num w:numId="5" w16cid:durableId="1937321972">
+    <w:abstractNumId w:val="1"/>
   </w:num>
-  <w:num w:numId="1005">
-    <w:abstractNumId w:val="99411"/>
+  <w:num w:numId="6" w16cid:durableId="783496192">
+    <w:abstractNumId w:val="2"/>
     <w:lvlOverride w:ilvl="0">
       <w:startOverride w:val="1"/>
     </w:lvlOverride>
@@ -2556,14 +2496,14 @@
 </file>
 
 <file path=word/styles.xml><?xml version="1.0" encoding="utf-8"?>
-<w:styles xmlns:r="http://schemas.openxmlformats.org/officeDocument/2006/relationships" xmlns:w="http://schemas.openxmlformats.org/wordprocessingml/2006/main">
+<w:styles xmlns:mc="http://schemas.openxmlformats.org/markup-compatibility/2006" xmlns:r="http://schemas.openxmlformats.org/officeDocument/2006/relationships" xmlns:w="http://schemas.openxmlformats.org/wordprocessingml/2006/main" xmlns:w14="http://schemas.microsoft.com/office/word/2010/wordml" xmlns:w15="http://schemas.microsoft.com/office/word/2012/wordml" xmlns:w16cex="http://schemas.microsoft.com/office/word/2018/wordml/cex" xmlns:w16cid="http://schemas.microsoft.com/office/word/2016/wordml/cid" xmlns:w16="http://schemas.microsoft.com/office/word/2018/wordml" xmlns:w16du="http://schemas.microsoft.com/office/word/2023/wordml/word16du" xmlns:w16sdtdh="http://schemas.microsoft.com/office/word/2020/wordml/sdtdatahash" xmlns:w16sdtfl="http://schemas.microsoft.com/office/word/2024/wordml/sdtformatlock" xmlns:w16se="http://schemas.microsoft.com/office/word/2015/wordml/symex" mc:Ignorable="w14 w15 w16se w16cid w16 w16cex w16sdtdh w16sdtfl w16du">
   <w:docDefaults>
     <w:rPrDefault>
       <w:rPr>
-        <w:rFonts w:asciiTheme="minorHAnsi" w:cstheme="minorBidi" w:eastAsiaTheme="minorHAnsi" w:hAnsiTheme="minorHAnsi"/>
+        <w:rFonts w:asciiTheme="minorHAnsi" w:eastAsiaTheme="minorHAnsi" w:hAnsiTheme="minorHAnsi" w:cstheme="minorBidi"/>
         <w:sz w:val="24"/>
         <w:szCs w:val="24"/>
-        <w:lang w:bidi="ar-SA" w:eastAsia="en-US" w:val="uk-UA"/>
+        <w:lang w:val="uk-UA" w:eastAsia="en-US" w:bidi="ar-SA"/>
       </w:rPr>
     </w:rPrDefault>
     <w:pPrDefault>
@@ -2572,35 +2512,478 @@
       </w:pPr>
     </w:pPrDefault>
   </w:docDefaults>
-  <w:latentStyles w:count="276" w:defLockedState="0" w:defQFormat="0" w:defSemiHidden="0" w:defUIPriority="0" w:defUnhideWhenUsed="0"/>
-  <w:style w:default="1" w:styleId="Normal" w:type="paragraph">
+  <w:latentStyles w:defLockedState="0" w:defUIPriority="0" w:defSemiHidden="0" w:defUnhideWhenUsed="0" w:defQFormat="0" w:count="376">
+    <w:lsdException w:name="Normal Table" w:semiHidden="1" w:unhideWhenUsed="1"/>
+    <w:lsdException w:name="Table Simple 1" w:semiHidden="1" w:unhideWhenUsed="1"/>
+    <w:lsdException w:name="Table Simple 2" w:semiHidden="1" w:unhideWhenUsed="1"/>
+    <w:lsdException w:name="Table Simple 3" w:semiHidden="1" w:unhideWhenUsed="1"/>
+    <w:lsdException w:name="Table Classic 1" w:semiHidden="1" w:unhideWhenUsed="1"/>
+    <w:lsdException w:name="Table Classic 2" w:semiHidden="1" w:unhideWhenUsed="1"/>
+    <w:lsdException w:name="Table Classic 3" w:semiHidden="1" w:unhideWhenUsed="1"/>
+    <w:lsdException w:name="Table Classic 4" w:semiHidden="1" w:unhideWhenUsed="1"/>
+    <w:lsdException w:name="Table Colorful 1" w:semiHidden="1" w:unhideWhenUsed="1"/>
+    <w:lsdException w:name="Table Colorful 2" w:semiHidden="1" w:unhideWhenUsed="1"/>
+    <w:lsdException w:name="Table Colorful 3" w:semiHidden="1" w:unhideWhenUsed="1"/>
+    <w:lsdException w:name="Table Columns 1" w:semiHidden="1" w:unhideWhenUsed="1"/>
+    <w:lsdException w:name="Table Columns 2" w:semiHidden="1" w:unhideWhenUsed="1"/>
+    <w:lsdException w:name="Table Columns 3" w:semiHidden="1" w:unhideWhenUsed="1"/>
+    <w:lsdException w:name="Table Columns 4" w:semiHidden="1" w:unhideWhenUsed="1"/>
+    <w:lsdException w:name="Table Columns 5" w:semiHidden="1" w:unhideWhenUsed="1"/>
+    <w:lsdException w:name="Table Grid 1" w:semiHidden="1" w:unhideWhenUsed="1"/>
+    <w:lsdException w:name="Table Grid 2" w:semiHidden="1" w:unhideWhenUsed="1"/>
+    <w:lsdException w:name="Table Grid 3" w:semiHidden="1" w:unhideWhenUsed="1"/>
+    <w:lsdException w:name="Table Grid 4" w:semiHidden="1" w:unhideWhenUsed="1"/>
+    <w:lsdException w:name="Table Grid 5" w:semiHidden="1" w:unhideWhenUsed="1"/>
+    <w:lsdException w:name="Table Grid 6" w:semiHidden="1" w:unhideWhenUsed="1"/>
+    <w:lsdException w:name="Table Grid 7" w:semiHidden="1" w:unhideWhenUsed="1"/>
+    <w:lsdException w:name="Table Grid 8" w:semiHidden="1" w:unhideWhenUsed="1"/>
+    <w:lsdException w:name="Table List 1" w:semiHidden="1" w:unhideWhenUsed="1"/>
+    <w:lsdException w:name="Table List 2" w:semiHidden="1" w:unhideWhenUsed="1"/>
+    <w:lsdException w:name="Table List 3" w:semiHidden="1" w:unhideWhenUsed="1"/>
+    <w:lsdException w:name="Table List 4" w:semiHidden="1" w:unhideWhenUsed="1"/>
+    <w:lsdException w:name="Table List 5" w:semiHidden="1" w:unhideWhenUsed="1"/>
+    <w:lsdException w:name="Table List 6" w:semiHidden="1" w:unhideWhenUsed="1"/>
+    <w:lsdException w:name="Table List 7" w:semiHidden="1" w:unhideWhenUsed="1"/>
+    <w:lsdException w:name="Table List 8" w:semiHidden="1" w:unhideWhenUsed="1"/>
+    <w:lsdException w:name="Table 3D effects 1" w:semiHidden="1" w:unhideWhenUsed="1"/>
+    <w:lsdException w:name="Table 3D effects 2" w:semiHidden="1" w:unhideWhenUsed="1"/>
+    <w:lsdException w:name="Table 3D effects 3" w:semiHidden="1" w:unhideWhenUsed="1"/>
+    <w:lsdException w:name="Table Contemporary" w:semiHidden="1" w:unhideWhenUsed="1"/>
+    <w:lsdException w:name="Table Elegant" w:semiHidden="1" w:unhideWhenUsed="1"/>
+    <w:lsdException w:name="Table Professional" w:semiHidden="1" w:unhideWhenUsed="1"/>
+    <w:lsdException w:name="Table Subtle 1" w:semiHidden="1" w:unhideWhenUsed="1"/>
+    <w:lsdException w:name="Table Subtle 2" w:semiHidden="1" w:unhideWhenUsed="1"/>
+    <w:lsdException w:name="Table Web 1" w:semiHidden="1" w:unhideWhenUsed="1"/>
+    <w:lsdException w:name="Table Web 2" w:semiHidden="1" w:unhideWhenUsed="1"/>
+    <w:lsdException w:name="Table Web 3" w:semiHidden="1" w:unhideWhenUsed="1"/>
+    <w:lsdException w:name="Table Theme" w:semiHidden="1" w:unhideWhenUsed="1"/>
+    <w:lsdException w:name="Light Shading"/>
+    <w:lsdException w:name="Light List"/>
+    <w:lsdException w:name="Light Grid"/>
+    <w:lsdException w:name="Medium Shading 1"/>
+    <w:lsdException w:name="Medium Shading 2"/>
+    <w:lsdException w:name="Medium List 1"/>
+    <w:lsdException w:name="Medium List 2"/>
+    <w:lsdException w:name="Medium Grid 1"/>
+    <w:lsdException w:name="Medium Grid 2"/>
+    <w:lsdException w:name="Medium Grid 3"/>
+    <w:lsdException w:name="Dark List"/>
+    <w:lsdException w:name="Colorful Shading"/>
+    <w:lsdException w:name="Colorful List"/>
+    <w:lsdException w:name="Colorful Grid"/>
+    <w:lsdException w:name="Light Shading Accent 1"/>
+    <w:lsdException w:name="Light List Accent 1"/>
+    <w:lsdException w:name="Light Grid Accent 1"/>
+    <w:lsdException w:name="Medium Shading 1 Accent 1"/>
+    <w:lsdException w:name="Medium Shading 2 Accent 1"/>
+    <w:lsdException w:name="Medium List 1 Accent 1"/>
+    <w:lsdException w:name="Medium List 2 Accent 1"/>
+    <w:lsdException w:name="Medium Grid 1 Accent 1"/>
+    <w:lsdException w:name="Medium Grid 2 Accent 1"/>
+    <w:lsdException w:name="Medium Grid 3 Accent 1"/>
+    <w:lsdException w:name="Dark List Accent 1"/>
+    <w:lsdException w:name="Colorful Shading Accent 1"/>
+    <w:lsdException w:name="Colorful List Accent 1"/>
+    <w:lsdException w:name="Colorful Grid Accent 1"/>
+    <w:lsdException w:name="Light Shading Accent 2"/>
+    <w:lsdException w:name="Light List Accent 2"/>
+    <w:lsdException w:name="Light Grid Accent 2"/>
+    <w:lsdException w:name="Medium Shading 1 Accent 2"/>
+    <w:lsdException w:name="Medium Shading 2 Accent 2"/>
+    <w:lsdException w:name="Medium List 1 Accent 2"/>
+    <w:lsdException w:name="Medium List 2 Accent 2"/>
+    <w:lsdException w:name="Medium Grid 1 Accent 2"/>
+    <w:lsdException w:name="Medium Grid 2 Accent 2"/>
+    <w:lsdException w:name="Medium Grid 3 Accent 2"/>
+    <w:lsdException w:name="Dark List Accent 2"/>
+    <w:lsdException w:name="Colorful Shading Accent 2"/>
+    <w:lsdException w:name="Colorful List Accent 2"/>
+    <w:lsdException w:name="Colorful Grid Accent 2"/>
+    <w:lsdException w:name="Light Shading Accent 3"/>
+    <w:lsdException w:name="Light List Accent 3"/>
+    <w:lsdException w:name="Light Grid Accent 3"/>
+    <w:lsdException w:name="Medium Shading 1 Accent 3"/>
+    <w:lsdException w:name="Medium Shading 2 Accent 3"/>
+    <w:lsdException w:name="Medium List 1 Accent 3"/>
+    <w:lsdException w:name="Medium List 2 Accent 3"/>
+    <w:lsdException w:name="Medium Grid 1 Accent 3"/>
+    <w:lsdException w:name="Medium Grid 2 Accent 3"/>
+    <w:lsdException w:name="Medium Grid 3 Accent 3"/>
+    <w:lsdException w:name="Dark List Accent 3"/>
+    <w:lsdException w:name="Colorful Shading Accent 3"/>
+    <w:lsdException w:name="Colorful List Accent 3"/>
+    <w:lsdException w:name="Colorful Grid Accent 3"/>
+    <w:lsdException w:name="Light Shading Accent 4"/>
+    <w:lsdException w:name="Light List Accent 4"/>
+    <w:lsdException w:name="Light Grid Accent 4"/>
+    <w:lsdException w:name="Medium Shading 1 Accent 4"/>
+    <w:lsdException w:name="Medium Shading 2 Accent 4"/>
+    <w:lsdException w:name="Medium List 1 Accent 4"/>
+    <w:lsdException w:name="Medium List 2 Accent 4"/>
+    <w:lsdException w:name="Medium Grid 1 Accent 4"/>
+    <w:lsdException w:name="Medium Grid 2 Accent 4"/>
+    <w:lsdException w:name="Medium Grid 3 Accent 4"/>
+    <w:lsdException w:name="Dark List Accent 4"/>
+    <w:lsdException w:name="Colorful Shading Accent 4"/>
+    <w:lsdException w:name="Colorful List Accent 4"/>
+    <w:lsdException w:name="Colorful Grid Accent 4"/>
+    <w:lsdException w:name="Light Shading Accent 5"/>
+    <w:lsdException w:name="Light List Accent 5"/>
+    <w:lsdException w:name="Light Grid Accent 5"/>
+    <w:lsdException w:name="Medium Shading 1 Accent 5"/>
+    <w:lsdException w:name="Medium Shading 2 Accent 5"/>
+    <w:lsdException w:name="Medium List 1 Accent 5"/>
+    <w:lsdException w:name="Medium List 2 Accent 5"/>
+    <w:lsdException w:name="Medium Grid 1 Accent 5"/>
+    <w:lsdException w:name="Medium Grid 2 Accent 5"/>
+    <w:lsdException w:name="Medium Grid 3 Accent 5"/>
+    <w:lsdException w:name="Dark List Accent 5"/>
+    <w:lsdException w:name="Colorful Shading Accent 5"/>
+    <w:lsdException w:name="Colorful List Accent 5"/>
+    <w:lsdException w:name="Colorful Grid Accent 5"/>
+    <w:lsdException w:name="Light Shading Accent 6"/>
+    <w:lsdException w:name="Light List Accent 6"/>
+    <w:lsdException w:name="Light Grid Accent 6"/>
+    <w:lsdException w:name="Medium Shading 1 Accent 6"/>
+    <w:lsdException w:name="Medium Shading 2 Accent 6"/>
+    <w:lsdException w:name="Medium List 1 Accent 6"/>
+    <w:lsdException w:name="Medium List 2 Accent 6"/>
+    <w:lsdException w:name="Medium Grid 1 Accent 6"/>
+    <w:lsdException w:name="Medium Grid 2 Accent 6"/>
+    <w:lsdException w:name="Medium Grid 3 Accent 6"/>
+    <w:lsdException w:name="Dark List Accent 6"/>
+    <w:lsdException w:name="Colorful Shading Accent 6"/>
+    <w:lsdException w:name="Colorful List Accent 6"/>
+    <w:lsdException w:name="Colorful Grid Accent 6"/>
+    <w:lsdException w:name="Grid Table 4" w:uiPriority="49"/>
+    <w:lsdException w:name="Grid Table 5 Dark" w:uiPriority="50"/>
+    <w:lsdException w:name="Grid Table 6 Colorful" w:uiPriority="51"/>
+    <w:lsdException w:name="Grid Table 7 Colorful" w:uiPriority="52"/>
+    <w:lsdException w:name="Grid Table 1 Light Accent 1" w:uiPriority="46"/>
+    <w:lsdException w:name="Grid Table 2 Accent 1" w:uiPriority="47"/>
+    <w:lsdException w:name="Grid Table 3 Accent 1" w:uiPriority="48"/>
+    <w:lsdException w:name="Grid Table 4 Accent 1" w:uiPriority="49"/>
+    <w:lsdException w:name="Grid Table 5 Dark Accent 1" w:uiPriority="50"/>
+    <w:lsdException w:name="Grid Table 6 Colorful Accent 1" w:uiPriority="51"/>
+    <w:lsdException w:name="Grid Table 7 Colorful Accent 1" w:uiPriority="52"/>
+    <w:lsdException w:name="Grid Table 1 Light Accent 2" w:uiPriority="46"/>
+    <w:lsdException w:name="Grid Table 2 Accent 2" w:uiPriority="47"/>
+    <w:lsdException w:name="Grid Table 3 Accent 2" w:uiPriority="48"/>
+    <w:lsdException w:name="Grid Table 4 Accent 2" w:uiPriority="49"/>
+    <w:lsdException w:name="Grid Table 5 Dark Accent 2" w:uiPriority="50"/>
+    <w:lsdException w:name="Grid Table 6 Colorful Accent 2" w:uiPriority="51"/>
+    <w:lsdException w:name="Grid Table 7 Colorful Accent 2" w:uiPriority="52"/>
+    <w:lsdException w:name="Grid Table 1 Light Accent 3" w:uiPriority="46"/>
+    <w:lsdException w:name="Grid Table 2 Accent 3" w:uiPriority="47"/>
+    <w:lsdException w:name="Grid Table 3 Accent 3" w:uiPriority="48"/>
+    <w:lsdException w:name="Grid Table 4 Accent 3" w:uiPriority="49"/>
+    <w:lsdException w:name="Grid Table 5 Dark Accent 3" w:uiPriority="50"/>
+    <w:lsdException w:name="Grid Table 6 Colorful Accent 3" w:uiPriority="51"/>
+    <w:lsdException w:name="Grid Table 7 Colorful Accent 3" w:uiPriority="52"/>
+    <w:lsdException w:name="Grid Table 1 Light Accent 4" w:uiPriority="46"/>
+    <w:lsdException w:name="Grid Table 2 Accent 4" w:uiPriority="47"/>
+    <w:lsdException w:name="Grid Table 3 Accent 4" w:uiPriority="48"/>
+    <w:lsdException w:name="Grid Table 4 Accent 4" w:uiPriority="49"/>
+    <w:lsdException w:name="Grid Table 5 Dark Accent 4" w:uiPriority="50"/>
+    <w:lsdException w:name="Grid Table 6 Colorful Accent 4" w:uiPriority="51"/>
+    <w:lsdException w:name="Grid Table 7 Colorful Accent 4" w:uiPriority="52"/>
+    <w:lsdException w:name="Grid Table 1 Light Accent 5" w:uiPriority="46"/>
+    <w:lsdException w:name="Grid Table 2 Accent 5" w:uiPriority="47"/>
+    <w:lsdException w:name="Grid Table 3 Accent 5" w:uiPriority="48"/>
+    <w:lsdException w:name="Grid Table 4 Accent 5" w:uiPriority="49"/>
+    <w:lsdException w:name="Grid Table 5 Dark Accent 5" w:uiPriority="50"/>
+    <w:lsdException w:name="Grid Table 6 Colorful Accent 5" w:uiPriority="51"/>
+    <w:lsdException w:name="Grid Table 7 Colorful Accent 5" w:uiPriority="52"/>
+    <w:lsdException w:name="Grid Table 1 Light Accent 6" w:uiPriority="46"/>
+    <w:lsdException w:name="Grid Table 2 Accent 6" w:uiPriority="47"/>
+    <w:lsdException w:name="Grid Table 3 Accent 6" w:uiPriority="48"/>
+    <w:lsdException w:name="Grid Table 4 Accent 6" w:uiPriority="49"/>
+    <w:lsdException w:name="Grid Table 5 Dark Accent 6" w:uiPriority="50"/>
+    <w:lsdException w:name="Grid Table 6 Colorful Accent 6" w:uiPriority="51"/>
+    <w:lsdException w:name="Grid Table 7 Colorful Accent 6" w:uiPriority="52"/>
+    <w:lsdException w:name="List Table 1 Light" w:uiPriority="46"/>
+    <w:lsdException w:name="List Table 2" w:uiPriority="47"/>
+    <w:lsdException w:name="List Table 3" w:uiPriority="48"/>
+    <w:lsdException w:name="List Table 4" w:uiPriority="49"/>
+    <w:lsdException w:name="List Table 5 Dark" w:uiPriority="50"/>
+    <w:lsdException w:name="List Table 6 Colorful" w:uiPriority="51"/>
+    <w:lsdException w:name="List Table 7 Colorful" w:uiPriority="52"/>
+    <w:lsdException w:name="List Table 1 Light Accent 1" w:uiPriority="46"/>
+    <w:lsdException w:name="List Table 2 Accent 1" w:uiPriority="47"/>
+    <w:lsdException w:name="List Table 3 Accent 1" w:uiPriority="48"/>
+    <w:lsdException w:name="List Table 4 Accent 1" w:uiPriority="49"/>
+    <w:lsdException w:name="List Table 5 Dark Accent 1" w:uiPriority="50"/>
+    <w:lsdException w:name="List Table 6 Colorful Accent 1" w:uiPriority="51"/>
+    <w:lsdException w:name="List Table 7 Colorful Accent 1" w:uiPriority="52"/>
+    <w:lsdException w:name="List Table 1 Light Accent 2" w:uiPriority="46"/>
+    <w:lsdException w:name="List Table 2 Accent 2" w:uiPriority="47"/>
+    <w:lsdException w:name="List Table 3 Accent 2" w:uiPriority="48"/>
+    <w:lsdException w:name="List Table 4 Accent 2" w:uiPriority="49"/>
+    <w:lsdException w:name="List Table 5 Dark Accent 2" w:uiPriority="50"/>
+    <w:lsdException w:name="List Table 6 Colorful Accent 2" w:uiPriority="51"/>
+    <w:lsdException w:name="List Table 7 Colorful Accent 2" w:uiPriority="52"/>
+    <w:lsdException w:name="List Table 1 Light Accent 3" w:uiPriority="46"/>
+    <w:lsdException w:name="List Table 2 Accent 3" w:uiPriority="47"/>
+    <w:lsdException w:name="List Table 3 Accent 3" w:uiPriority="48"/>
+    <w:lsdException w:name="List Table 4 Accent 3" w:uiPriority="49"/>
+    <w:lsdException w:name="List Table 5 Dark Accent 3" w:uiPriority="50"/>
+    <w:lsdException w:name="List Table 6 Colorful Accent 3" w:uiPriority="51"/>
+    <w:lsdException w:name="List Table 7 Colorful Accent 3" w:uiPriority="52"/>
+    <w:lsdException w:name="List Table 1 Light Accent 4" w:uiPriority="46"/>
+    <w:lsdException w:name="List Table 2 Accent 4" w:uiPriority="47"/>
+    <w:lsdException w:name="List Table 3 Accent 4" w:uiPriority="48"/>
+    <w:lsdException w:name="List Table 4 Accent 4" w:uiPriority="49"/>
+    <w:lsdException w:name="List Table 5 Dark Accent 4" w:uiPriority="50"/>
+    <w:lsdException w:name="List Table 6 Colorful Accent 4" w:uiPriority="51"/>
+    <w:lsdException w:name="List Table 7 Colorful Accent 4" w:uiPriority="52"/>
+    <w:lsdException w:name="List Table 1 Light Accent 5" w:uiPriority="46"/>
+    <w:lsdException w:name="List Table 2 Accent 5" w:uiPriority="47"/>
+    <w:lsdException w:name="List Table 3 Accent 5" w:uiPriority="48"/>
+    <w:lsdException w:name="List Table 4 Accent 5" w:uiPriority="49"/>
+    <w:lsdException w:name="List Table 5 Dark Accent 5" w:uiPriority="50"/>
+    <w:lsdException w:name="List Table 6 Colorful Accent 5" w:uiPriority="51"/>
+    <w:lsdException w:name="List Table 7 Colorful Accent 5" w:uiPriority="52"/>
+    <w:lsdException w:name="List Table 1 Light Accent 6" w:uiPriority="46"/>
+    <w:lsdException w:name="List Table 2 Accent 6" w:uiPriority="47"/>
+    <w:lsdException w:name="List Table 3 Accent 6" w:uiPriority="48"/>
+    <w:lsdException w:name="List Table 4 Accent 6" w:uiPriority="49"/>
+    <w:lsdException w:name="List Table 5 Dark Accent 6" w:uiPriority="50"/>
+    <w:lsdException w:name="List Table 6 Colorful Accent 6" w:uiPriority="51"/>
+    <w:lsdException w:name="List Table 7 Colorful Accent 6" w:uiPriority="52"/>
+    <w:lsdException w:name="Mention" w:semiHidden="1" w:uiPriority="99" w:unhideWhenUsed="1"/>
+    <w:lsdException w:name="Smart Hyperlink" w:semiHidden="1" w:uiPriority="99" w:unhideWhenUsed="1"/>
+    <w:lsdException w:name="Hashtag" w:semiHidden="1" w:uiPriority="99" w:unhideWhenUsed="1"/>
+    <w:lsdException w:name="Unresolved Mention" w:semiHidden="1" w:uiPriority="99" w:unhideWhenUsed="1"/>
+    <w:lsdException w:name="Smart Link" w:semiHidden="1" w:uiPriority="99" w:unhideWhenUsed="1"/>
+  </w:latentStyles>
+  <w:style w:type="paragraph" w:default="1" w:styleId="Normal">
     <w:name w:val="Normal"/>
     <w:qFormat/>
   </w:style>
-  <w:style w:styleId="BodyText" w:type="paragraph">
+  <w:style w:type="paragraph" w:styleId="Heading1">
+    <w:name w:val="heading 1"/>
+    <w:basedOn w:val="Normal"/>
+    <w:next w:val="BodyText"/>
+    <w:uiPriority w:val="9"/>
+    <w:qFormat/>
+    <w:pPr>
+      <w:keepNext/>
+      <w:keepLines/>
+      <w:spacing w:before="480" w:after="0"/>
+      <w:outlineLvl w:val="0"/>
+    </w:pPr>
+    <w:rPr>
+      <w:rFonts w:asciiTheme="majorHAnsi" w:eastAsiaTheme="majorEastAsia" w:hAnsiTheme="majorHAnsi" w:cstheme="majorBidi"/>
+      <w:b/>
+      <w:bCs/>
+      <w:color w:val="4F81BD" w:themeColor="accent1"/>
+      <w:sz w:val="32"/>
+      <w:szCs w:val="32"/>
+    </w:rPr>
+  </w:style>
+  <w:style w:type="paragraph" w:styleId="Heading2">
+    <w:name w:val="heading 2"/>
+    <w:basedOn w:val="Normal"/>
+    <w:next w:val="BodyText"/>
+    <w:uiPriority w:val="9"/>
+    <w:unhideWhenUsed/>
+    <w:qFormat/>
+    <w:pPr>
+      <w:keepNext/>
+      <w:keepLines/>
+      <w:spacing w:before="200" w:after="0"/>
+      <w:outlineLvl w:val="1"/>
+    </w:pPr>
+    <w:rPr>
+      <w:rFonts w:asciiTheme="majorHAnsi" w:eastAsiaTheme="majorEastAsia" w:hAnsiTheme="majorHAnsi" w:cstheme="majorBidi"/>
+      <w:b/>
+      <w:bCs/>
+      <w:color w:val="4F81BD" w:themeColor="accent1"/>
+      <w:sz w:val="28"/>
+      <w:szCs w:val="28"/>
+    </w:rPr>
+  </w:style>
+  <w:style w:type="paragraph" w:styleId="Heading3">
+    <w:name w:val="heading 3"/>
+    <w:basedOn w:val="Normal"/>
+    <w:next w:val="BodyText"/>
+    <w:uiPriority w:val="9"/>
+    <w:unhideWhenUsed/>
+    <w:qFormat/>
+    <w:pPr>
+      <w:keepNext/>
+      <w:keepLines/>
+      <w:spacing w:before="200" w:after="0"/>
+      <w:outlineLvl w:val="2"/>
+    </w:pPr>
+    <w:rPr>
+      <w:rFonts w:asciiTheme="majorHAnsi" w:eastAsiaTheme="majorEastAsia" w:hAnsiTheme="majorHAnsi" w:cstheme="majorBidi"/>
+      <w:b/>
+      <w:bCs/>
+      <w:color w:val="4F81BD" w:themeColor="accent1"/>
+    </w:rPr>
+  </w:style>
+  <w:style w:type="paragraph" w:styleId="Heading4">
+    <w:name w:val="heading 4"/>
+    <w:basedOn w:val="Normal"/>
+    <w:next w:val="BodyText"/>
+    <w:uiPriority w:val="9"/>
+    <w:unhideWhenUsed/>
+    <w:qFormat/>
+    <w:pPr>
+      <w:keepNext/>
+      <w:keepLines/>
+      <w:spacing w:before="200" w:after="0"/>
+      <w:outlineLvl w:val="3"/>
+    </w:pPr>
+    <w:rPr>
+      <w:rFonts w:asciiTheme="majorHAnsi" w:eastAsiaTheme="majorEastAsia" w:hAnsiTheme="majorHAnsi" w:cstheme="majorBidi"/>
+      <w:bCs/>
+      <w:i/>
+      <w:color w:val="4F81BD" w:themeColor="accent1"/>
+    </w:rPr>
+  </w:style>
+  <w:style w:type="paragraph" w:styleId="Heading5">
+    <w:name w:val="heading 5"/>
+    <w:basedOn w:val="Normal"/>
+    <w:next w:val="BodyText"/>
+    <w:uiPriority w:val="9"/>
+    <w:unhideWhenUsed/>
+    <w:qFormat/>
+    <w:pPr>
+      <w:keepNext/>
+      <w:keepLines/>
+      <w:spacing w:before="200" w:after="0"/>
+      <w:outlineLvl w:val="4"/>
+    </w:pPr>
+    <w:rPr>
+      <w:rFonts w:asciiTheme="majorHAnsi" w:eastAsiaTheme="majorEastAsia" w:hAnsiTheme="majorHAnsi" w:cstheme="majorBidi"/>
+      <w:iCs/>
+      <w:color w:val="4F81BD" w:themeColor="accent1"/>
+    </w:rPr>
+  </w:style>
+  <w:style w:type="paragraph" w:styleId="Heading6">
+    <w:name w:val="heading 6"/>
+    <w:basedOn w:val="Normal"/>
+    <w:next w:val="BodyText"/>
+    <w:uiPriority w:val="9"/>
+    <w:unhideWhenUsed/>
+    <w:qFormat/>
+    <w:pPr>
+      <w:keepNext/>
+      <w:keepLines/>
+      <w:spacing w:before="200" w:after="0"/>
+      <w:outlineLvl w:val="5"/>
+    </w:pPr>
+    <w:rPr>
+      <w:rFonts w:asciiTheme="majorHAnsi" w:eastAsiaTheme="majorEastAsia" w:hAnsiTheme="majorHAnsi" w:cstheme="majorBidi"/>
+      <w:color w:val="4F81BD" w:themeColor="accent1"/>
+    </w:rPr>
+  </w:style>
+  <w:style w:type="paragraph" w:styleId="Heading7">
+    <w:name w:val="heading 7"/>
+    <w:basedOn w:val="Normal"/>
+    <w:next w:val="BodyText"/>
+    <w:uiPriority w:val="9"/>
+    <w:unhideWhenUsed/>
+    <w:qFormat/>
+    <w:pPr>
+      <w:keepNext/>
+      <w:keepLines/>
+      <w:spacing w:before="200" w:after="0"/>
+      <w:outlineLvl w:val="6"/>
+    </w:pPr>
+    <w:rPr>
+      <w:rFonts w:asciiTheme="majorHAnsi" w:eastAsiaTheme="majorEastAsia" w:hAnsiTheme="majorHAnsi" w:cstheme="majorBidi"/>
+      <w:color w:val="4F81BD" w:themeColor="accent1"/>
+    </w:rPr>
+  </w:style>
+  <w:style w:type="paragraph" w:styleId="Heading8">
+    <w:name w:val="heading 8"/>
+    <w:basedOn w:val="Normal"/>
+    <w:next w:val="BodyText"/>
+    <w:uiPriority w:val="9"/>
+    <w:unhideWhenUsed/>
+    <w:qFormat/>
+    <w:pPr>
+      <w:keepNext/>
+      <w:keepLines/>
+      <w:spacing w:before="200" w:after="0"/>
+      <w:outlineLvl w:val="7"/>
+    </w:pPr>
+    <w:rPr>
+      <w:rFonts w:asciiTheme="majorHAnsi" w:eastAsiaTheme="majorEastAsia" w:hAnsiTheme="majorHAnsi" w:cstheme="majorBidi"/>
+      <w:color w:val="4F81BD" w:themeColor="accent1"/>
+    </w:rPr>
+  </w:style>
+  <w:style w:type="paragraph" w:styleId="Heading9">
+    <w:name w:val="heading 9"/>
+    <w:basedOn w:val="Normal"/>
+    <w:next w:val="BodyText"/>
+    <w:uiPriority w:val="9"/>
+    <w:unhideWhenUsed/>
+    <w:qFormat/>
+    <w:pPr>
+      <w:keepNext/>
+      <w:keepLines/>
+      <w:spacing w:before="200" w:after="0"/>
+      <w:outlineLvl w:val="8"/>
+    </w:pPr>
+    <w:rPr>
+      <w:rFonts w:asciiTheme="majorHAnsi" w:eastAsiaTheme="majorEastAsia" w:hAnsiTheme="majorHAnsi" w:cstheme="majorBidi"/>
+      <w:color w:val="4F81BD" w:themeColor="accent1"/>
+    </w:rPr>
+  </w:style>
+  <w:style w:type="character" w:default="1" w:styleId="DefaultParagraphFont">
+    <w:name w:val="Default Paragraph Font"/>
+    <w:uiPriority w:val="1"/>
+    <w:semiHidden/>
+    <w:unhideWhenUsed/>
+  </w:style>
+  <w:style w:type="table" w:default="1" w:styleId="TableNormal">
+    <w:name w:val="Normal Table"/>
+    <w:uiPriority w:val="99"/>
+    <w:semiHidden/>
+    <w:unhideWhenUsed/>
+    <w:tblPr>
+      <w:tblInd w:w="0" w:type="dxa"/>
+      <w:tblCellMar>
+        <w:top w:w="0" w:type="dxa"/>
+        <w:left w:w="108" w:type="dxa"/>
+        <w:bottom w:w="0" w:type="dxa"/>
+        <w:right w:w="108" w:type="dxa"/>
+      </w:tblCellMar>
+    </w:tblPr>
+  </w:style>
+  <w:style w:type="numbering" w:default="1" w:styleId="NoList">
+    <w:name w:val="No List"/>
+    <w:uiPriority w:val="99"/>
+    <w:semiHidden/>
+    <w:unhideWhenUsed/>
+  </w:style>
+  <w:style w:type="paragraph" w:styleId="BodyText">
     <w:name w:val="Body Text"/>
     <w:basedOn w:val="Normal"/>
-    <w:link w:val="BodyTextChar"/>
+    <w:qFormat/>
     <w:pPr>
-      <w:spacing w:after="180" w:before="180"/>
+      <w:spacing w:before="180" w:after="180"/>
     </w:pPr>
-    <w:qFormat/>
-  </w:style>
-  <w:style w:customStyle="1" w:styleId="FirstParagraph" w:type="paragraph">
+  </w:style>
+  <w:style w:type="paragraph" w:customStyle="1" w:styleId="FirstParagraph">
     <w:name w:val="First Paragraph"/>
     <w:basedOn w:val="BodyText"/>
     <w:next w:val="BodyText"/>
     <w:qFormat/>
   </w:style>
-  <w:style w:customStyle="1" w:styleId="Compact" w:type="paragraph">
+  <w:style w:type="paragraph" w:customStyle="1" w:styleId="Compact">
     <w:name w:val="Compact"/>
     <w:basedOn w:val="BodyText"/>
     <w:qFormat/>
     <w:pPr>
-      <w:spacing w:after="36" w:before="36"/>
+      <w:spacing w:before="36" w:after="36"/>
     </w:pPr>
   </w:style>
-  <w:style w:styleId="Title" w:type="paragraph">
+  <w:style w:type="paragraph" w:styleId="Title">
     <w:name w:val="Title"/>
     <w:basedOn w:val="Normal"/>
     <w:next w:val="BodyText"/>
@@ -2608,35 +2991,32 @@
     <w:pPr>
       <w:keepNext/>
       <w:keepLines/>
-      <w:spacing w:after="240" w:before="480"/>
+      <w:spacing w:before="480" w:after="240"/>
       <w:jc w:val="center"/>
     </w:pPr>
     <w:rPr>
-      <w:rFonts w:asciiTheme="majorHAnsi" w:cstheme="majorBidi" w:eastAsiaTheme="majorEastAsia" w:hAnsiTheme="majorHAnsi"/>
+      <w:rFonts w:asciiTheme="majorHAnsi" w:eastAsiaTheme="majorEastAsia" w:hAnsiTheme="majorHAnsi" w:cstheme="majorBidi"/>
       <w:b/>
       <w:bCs/>
-      <w:color w:themeColor="accent1" w:themeShade="B5" w:val="345A8A"/>
+      <w:color w:val="345A8A" w:themeColor="accent1" w:themeShade="B5"/>
       <w:sz w:val="36"/>
       <w:szCs w:val="36"/>
     </w:rPr>
   </w:style>
-  <w:style w:styleId="Subtitle" w:type="paragraph">
+  <w:style w:type="paragraph" w:styleId="Subtitle">
     <w:name w:val="Subtitle"/>
     <w:basedOn w:val="Title"/>
     <w:next w:val="BodyText"/>
     <w:qFormat/>
     <w:pPr>
-      <w:keepNext/>
-      <w:keepLines/>
-      <w:spacing w:after="240" w:before="240"/>
-      <w:jc w:val="center"/>
+      <w:spacing w:before="240"/>
     </w:pPr>
     <w:rPr>
       <w:sz w:val="30"/>
       <w:szCs w:val="30"/>
     </w:rPr>
   </w:style>
-  <w:style w:customStyle="1" w:styleId="Author" w:type="paragraph">
+  <w:style w:type="paragraph" w:customStyle="1" w:styleId="Author">
     <w:name w:val="Author"/>
     <w:next w:val="BodyText"/>
     <w:qFormat/>
@@ -2646,7 +3026,7 @@
       <w:jc w:val="center"/>
     </w:pPr>
   </w:style>
-  <w:style w:styleId="Date" w:type="paragraph">
+  <w:style w:type="paragraph" w:styleId="Date">
     <w:name w:val="Date"/>
     <w:next w:val="BodyText"/>
     <w:qFormat/>
@@ -2656,7 +3036,7 @@
       <w:jc w:val="center"/>
     </w:pPr>
   </w:style>
-  <w:style w:customStyle="1" w:styleId="AbstractTitle" w:type="paragraph">
+  <w:style w:type="paragraph" w:customStyle="1" w:styleId="AbstractTitle">
     <w:name w:val="Abstract Title"/>
     <w:basedOn w:val="Normal"/>
     <w:next w:val="Abstract"/>
@@ -2664,18 +3044,17 @@
     <w:pPr>
       <w:keepNext/>
       <w:keepLines/>
+      <w:spacing w:before="300" w:after="0"/>
       <w:jc w:val="center"/>
-      <w:spacing w:after="0" w:before="300"/>
     </w:pPr>
     <w:rPr>
+      <w:b/>
+      <w:color w:val="345A8A"/>
       <w:sz w:val="20"/>
       <w:szCs w:val="20"/>
-      <w:b/>
-      <w:color w:val="345A8A"/>
-      &gt;
-    </w:rPr>
-  </w:style>
-  <w:style w:customStyle="1" w:styleId="Abstract" w:type="paragraph">
+    </w:rPr>
+  </w:style>
+  <w:style w:type="paragraph" w:customStyle="1" w:styleId="Abstract">
     <w:name w:val="Abstract"/>
     <w:basedOn w:val="Normal"/>
     <w:next w:val="BodyText"/>
@@ -2683,210 +3062,19 @@
     <w:pPr>
       <w:keepNext/>
       <w:keepLines/>
-      <w:spacing w:after="300" w:before="100"/>
+      <w:spacing w:before="100" w:after="300"/>
     </w:pPr>
     <w:rPr>
       <w:sz w:val="20"/>
       <w:szCs w:val="20"/>
     </w:rPr>
   </w:style>
-  <w:style w:styleId="Bibliography" w:type="paragraph">
+  <w:style w:type="paragraph" w:styleId="Bibliography">
     <w:name w:val="Bibliography"/>
     <w:basedOn w:val="Normal"/>
-    <w:next w:val="Bibliography"/>
     <w:qFormat/>
-    <w:pPr/>
-    <w:rPr/>
-  </w:style>
-  <w:style w:styleId="Heading1" w:type="paragraph">
-    <w:name w:val="Heading 1"/>
-    <w:basedOn w:val="Normal"/>
-    <w:next w:val="BodyText"/>
-    <w:uiPriority w:val="9"/>
-    <w:qFormat/>
-    <w:pPr>
-      <w:keepNext/>
-      <w:keepLines/>
-      <w:spacing w:after="0" w:before="480"/>
-      <w:outlineLvl w:val="0"/>
-    </w:pPr>
-    <w:rPr>
-      <w:rFonts w:asciiTheme="majorHAnsi" w:cstheme="majorBidi" w:eastAsiaTheme="majorEastAsia" w:hAnsiTheme="majorHAnsi"/>
-      <w:b/>
-      <w:bCs/>
-      <w:color w:themeColor="accent1" w:val="4F81BD"/>
-      <w:sz w:val="32"/>
-      <w:szCs w:val="32"/>
-    </w:rPr>
-  </w:style>
-  <w:style w:styleId="Heading2" w:type="paragraph">
-    <w:name w:val="Heading 2"/>
-    <w:basedOn w:val="Normal"/>
-    <w:next w:val="BodyText"/>
-    <w:uiPriority w:val="9"/>
-    <w:unhideWhenUsed/>
-    <w:qFormat/>
-    <w:pPr>
-      <w:keepNext/>
-      <w:keepLines/>
-      <w:spacing w:after="0" w:before="200"/>
-      <w:outlineLvl w:val="1"/>
-    </w:pPr>
-    <w:rPr>
-      <w:rFonts w:asciiTheme="majorHAnsi" w:cstheme="majorBidi" w:eastAsiaTheme="majorEastAsia" w:hAnsiTheme="majorHAnsi"/>
-      <w:b/>
-      <w:bCs/>
-      <w:color w:themeColor="accent1" w:val="4F81BD"/>
-      <w:sz w:val="28"/>
-      <w:szCs w:val="28"/>
-    </w:rPr>
-  </w:style>
-  <w:style w:styleId="Heading3" w:type="paragraph">
-    <w:name w:val="Heading 3"/>
-    <w:basedOn w:val="Normal"/>
-    <w:next w:val="BodyText"/>
-    <w:uiPriority w:val="9"/>
-    <w:unhideWhenUsed/>
-    <w:qFormat/>
-    <w:pPr>
-      <w:keepNext/>
-      <w:keepLines/>
-      <w:spacing w:after="0" w:before="200"/>
-      <w:outlineLvl w:val="2"/>
-    </w:pPr>
-    <w:rPr>
-      <w:rFonts w:asciiTheme="majorHAnsi" w:cstheme="majorBidi" w:eastAsiaTheme="majorEastAsia" w:hAnsiTheme="majorHAnsi"/>
-      <w:b/>
-      <w:bCs/>
-      <w:color w:themeColor="accent1" w:val="4F81BD"/>
-      <w:sz w:val="24"/>
-      <w:szCs w:val="24"/>
-    </w:rPr>
-  </w:style>
-  <w:style w:styleId="Heading4" w:type="paragraph">
-    <w:name w:val="Heading 4"/>
-    <w:basedOn w:val="Normal"/>
-    <w:next w:val="BodyText"/>
-    <w:uiPriority w:val="9"/>
-    <w:unhideWhenUsed/>
-    <w:qFormat/>
-    <w:pPr>
-      <w:keepNext/>
-      <w:keepLines/>
-      <w:spacing w:after="0" w:before="200"/>
-      <w:outlineLvl w:val="3"/>
-    </w:pPr>
-    <w:rPr>
-      <w:rFonts w:asciiTheme="majorHAnsi" w:cstheme="majorBidi" w:eastAsiaTheme="majorEastAsia" w:hAnsiTheme="majorHAnsi"/>
-      <w:i/>
-      <w:bCs/>
-      <w:color w:themeColor="accent1" w:val="4F81BD"/>
-      <w:sz w:val="24"/>
-      <w:szCs w:val="24"/>
-    </w:rPr>
-  </w:style>
-  <w:style w:styleId="Heading5" w:type="paragraph">
-    <w:name w:val="Heading 5"/>
-    <w:basedOn w:val="Normal"/>
-    <w:next w:val="BodyText"/>
-    <w:uiPriority w:val="9"/>
-    <w:unhideWhenUsed/>
-    <w:qFormat/>
-    <w:pPr>
-      <w:keepNext/>
-      <w:keepLines/>
-      <w:spacing w:after="0" w:before="200"/>
-      <w:outlineLvl w:val="4"/>
-    </w:pPr>
-    <w:rPr>
-      <w:rFonts w:asciiTheme="majorHAnsi" w:cstheme="majorBidi" w:eastAsiaTheme="majorEastAsia" w:hAnsiTheme="majorHAnsi"/>
-      <w:iCs/>
-      <w:color w:themeColor="accent1" w:val="4F81BD"/>
-      <w:sz w:val="24"/>
-      <w:szCs w:val="24"/>
-    </w:rPr>
-  </w:style>
-  <w:style w:styleId="Heading6" w:type="paragraph">
-    <w:name w:val="Heading 6"/>
-    <w:basedOn w:val="Normal"/>
-    <w:next w:val="BodyText"/>
-    <w:uiPriority w:val="9"/>
-    <w:unhideWhenUsed/>
-    <w:qFormat/>
-    <w:pPr>
-      <w:keepNext/>
-      <w:keepLines/>
-      <w:spacing w:after="0" w:before="200"/>
-      <w:outlineLvl w:val="5"/>
-    </w:pPr>
-    <w:rPr>
-      <w:rFonts w:asciiTheme="majorHAnsi" w:cstheme="majorBidi" w:eastAsiaTheme="majorEastAsia" w:hAnsiTheme="majorHAnsi"/>
-      <w:color w:themeColor="accent1" w:val="4F81BD"/>
-      <w:sz w:val="24"/>
-      <w:szCs w:val="24"/>
-    </w:rPr>
-  </w:style>
-  <w:style w:styleId="Heading7" w:type="paragraph">
-    <w:name w:val="Heading 7"/>
-    <w:basedOn w:val="Normal"/>
-    <w:next w:val="BodyText"/>
-    <w:uiPriority w:val="9"/>
-    <w:unhideWhenUsed/>
-    <w:qFormat/>
-    <w:pPr>
-      <w:keepNext/>
-      <w:keepLines/>
-      <w:spacing w:after="0" w:before="200"/>
-      <w:outlineLvl w:val="6"/>
-    </w:pPr>
-    <w:rPr>
-      <w:rFonts w:asciiTheme="majorHAnsi" w:cstheme="majorBidi" w:eastAsiaTheme="majorEastAsia" w:hAnsiTheme="majorHAnsi"/>
-      <w:color w:themeColor="accent1" w:val="4F81BD"/>
-      <w:sz w:val="24"/>
-      <w:szCs w:val="24"/>
-    </w:rPr>
-  </w:style>
-  <w:style w:styleId="Heading8" w:type="paragraph">
-    <w:name w:val="Heading 8"/>
-    <w:basedOn w:val="Normal"/>
-    <w:next w:val="BodyText"/>
-    <w:uiPriority w:val="9"/>
-    <w:unhideWhenUsed/>
-    <w:qFormat/>
-    <w:pPr>
-      <w:keepNext/>
-      <w:keepLines/>
-      <w:spacing w:after="0" w:before="200"/>
-      <w:outlineLvl w:val="7"/>
-    </w:pPr>
-    <w:rPr>
-      <w:rFonts w:asciiTheme="majorHAnsi" w:cstheme="majorBidi" w:eastAsiaTheme="majorEastAsia" w:hAnsiTheme="majorHAnsi"/>
-      <w:color w:themeColor="accent1" w:val="4F81BD"/>
-      <w:sz w:val="24"/>
-      <w:szCs w:val="24"/>
-    </w:rPr>
-  </w:style>
-  <w:style w:styleId="Heading9" w:type="paragraph">
-    <w:name w:val="Heading 9"/>
-    <w:basedOn w:val="Normal"/>
-    <w:next w:val="BodyText"/>
-    <w:uiPriority w:val="9"/>
-    <w:unhideWhenUsed/>
-    <w:qFormat/>
-    <w:pPr>
-      <w:keepNext/>
-      <w:keepLines/>
-      <w:spacing w:after="0" w:before="200"/>
-      <w:outlineLvl w:val="8"/>
-    </w:pPr>
-    <w:rPr>
-      <w:rFonts w:asciiTheme="majorHAnsi" w:cstheme="majorBidi" w:eastAsiaTheme="majorEastAsia" w:hAnsiTheme="majorHAnsi"/>
-      <w:color w:themeColor="accent1" w:val="4F81BD"/>
-      <w:sz w:val="24"/>
-      <w:szCs w:val="24"/>
-    </w:rPr>
-  </w:style>
-  <w:style w:styleId="BlockText" w:type="paragraph">
+  </w:style>
+  <w:style w:type="paragraph" w:styleId="BlockText">
     <w:name w:val="Block Text"/>
     <w:basedOn w:val="BodyText"/>
     <w:next w:val="BodyText"/>
@@ -2894,55 +3082,47 @@
     <w:unhideWhenUsed/>
     <w:qFormat/>
     <w:pPr>
-      <w:spacing w:after="100" w:before="100"/>
-      <w:ind w:firstLine="0" w:left="480" w:right="480"/>
+      <w:spacing w:before="100" w:after="100"/>
+      <w:ind w:left="480" w:right="480"/>
     </w:pPr>
   </w:style>
-  <w:style w:styleId="FootnoteText" w:type="paragraph">
-    <w:name w:val="Footnote Text"/>
+  <w:style w:type="paragraph" w:styleId="FootnoteText">
+    <w:name w:val="footnote text"/>
     <w:basedOn w:val="Normal"/>
-    <w:next w:val="FootnoteText"/>
     <w:uiPriority w:val="9"/>
     <w:unhideWhenUsed/>
     <w:qFormat/>
   </w:style>
-  <w:style w:default="1" w:styleId="DefaultParagraphFont" w:type="character">
-    <w:name w:val="Default Paragraph Font"/>
-    <w:semiHidden/>
-    <w:unhideWhenUsed/>
-  </w:style>
-  <w:style w:default="1" w:styleId="Table" w:type="table">
+  <w:style w:type="table" w:customStyle="1" w:styleId="Table">
     <w:name w:val="Table"/>
-    <w:basedOn w:val="TableNormal"/>
     <w:semiHidden/>
     <w:unhideWhenUsed/>
     <w:qFormat/>
     <w:tblPr>
-      <w:tblInd w:type="dxa" w:w="0"/>
+      <w:tblInd w:w="0" w:type="dxa"/>
       <w:tblCellMar>
-        <w:top w:type="dxa" w:w="0"/>
-        <w:left w:type="dxa" w:w="108"/>
-        <w:bottom w:type="dxa" w:w="0"/>
-        <w:right w:type="dxa" w:w="108"/>
+        <w:top w:w="0" w:type="dxa"/>
+        <w:left w:w="108" w:type="dxa"/>
+        <w:bottom w:w="0" w:type="dxa"/>
+        <w:right w:w="108" w:type="dxa"/>
       </w:tblCellMar>
     </w:tblPr>
     <w:tblStylePr w:type="firstRow">
       <w:tblPr>
         <w:jc w:val="left"/>
-        <w:tblInd w:type="dxa" w:w="0"/>
       </w:tblPr>
       <w:trPr>
         <w:jc w:val="left"/>
       </w:trPr>
       <w:tcPr>
+        <w:tcBorders>
+          <w:bottom w:val="single" w:sz="0" w:space="0" w:color="auto"/>
+        </w:tcBorders>
         <w:vAlign w:val="bottom"/>
-        <w:tcBorders>
-          <w:bottom w:val="single"/>
-        </w:tcBorders>
       </w:tcPr>
     </w:tblStylePr>
   </w:style>
-  <w:style w:customStyle="1" w:styleId="DefinitionTerm" w:type="paragraph">
+  <w:style w:type="paragraph" w:customStyle="1" w:styleId="DefinitionTerm">
     <w:name w:val="Definition Term"/>
     <w:basedOn w:val="Normal"/>
     <w:next w:val="Definition"/>
@@ -2955,75 +3135,76 @@
       <w:b/>
     </w:rPr>
   </w:style>
-  <w:style w:customStyle="1" w:styleId="Definition" w:type="paragraph">
+  <w:style w:type="paragraph" w:customStyle="1" w:styleId="Definition">
     <w:name w:val="Definition"/>
     <w:basedOn w:val="Normal"/>
   </w:style>
-  <w:style w:styleId="Caption" w:type="paragraph">
-    <w:name w:val="Caption"/>
+  <w:style w:type="paragraph" w:styleId="Caption">
+    <w:name w:val="caption"/>
     <w:basedOn w:val="Normal"/>
-    <w:link w:val="BodyTextChar"/>
+    <w:link w:val="CaptionChar"/>
     <w:pPr>
-      <w:spacing w:after="120" w:before="0"/>
+      <w:spacing w:after="120"/>
     </w:pPr>
     <w:rPr>
       <w:i/>
     </w:rPr>
   </w:style>
-  <w:style w:customStyle="1" w:styleId="TableCaption" w:type="paragraph">
+  <w:style w:type="paragraph" w:customStyle="1" w:styleId="TableCaption">
     <w:name w:val="Table Caption"/>
     <w:basedOn w:val="Caption"/>
     <w:pPr>
       <w:keepNext/>
     </w:pPr>
   </w:style>
-  <w:style w:customStyle="1" w:styleId="ImageCaption" w:type="paragraph">
+  <w:style w:type="paragraph" w:customStyle="1" w:styleId="ImageCaption">
     <w:name w:val="Image Caption"/>
     <w:basedOn w:val="Caption"/>
   </w:style>
-  <w:style w:customStyle="1" w:styleId="Figure" w:type="paragraph">
+  <w:style w:type="paragraph" w:customStyle="1" w:styleId="Figure">
     <w:name w:val="Figure"/>
     <w:basedOn w:val="Normal"/>
   </w:style>
-  <w:style w:customStyle="1" w:styleId="CaptionedFigure" w:type="paragraph">
+  <w:style w:type="paragraph" w:customStyle="1" w:styleId="CaptionedFigure">
     <w:name w:val="Captioned Figure"/>
     <w:basedOn w:val="Figure"/>
     <w:pPr>
       <w:keepNext/>
     </w:pPr>
   </w:style>
-  <w:style w:customStyle="1" w:styleId="BodyTextChar" w:type="character">
-    <w:name w:val="Body Text Char"/>
+  <w:style w:type="character" w:customStyle="1" w:styleId="CaptionChar">
+    <w:name w:val="Caption Char"/>
     <w:basedOn w:val="DefaultParagraphFont"/>
-    <w:link w:val="BodyText"/>
-  </w:style>
-  <w:style w:customStyle="1" w:styleId="VerbatimChar" w:type="character">
+    <w:link w:val="Caption"/>
+  </w:style>
+  <w:style w:type="character" w:customStyle="1" w:styleId="VerbatimChar">
     <w:name w:val="Verbatim Char"/>
-    <w:basedOn w:val="BodyTextChar"/>
+    <w:basedOn w:val="CaptionChar"/>
+    <w:link w:val="SourceCode"/>
     <w:rPr>
       <w:rFonts w:ascii="Consolas" w:hAnsi="Consolas"/>
       <w:sz w:val="22"/>
     </w:rPr>
   </w:style>
-  <w:style w:customStyle="1" w:styleId="SectionNumber" w:type="character">
+  <w:style w:type="character" w:customStyle="1" w:styleId="SectionNumber">
     <w:name w:val="Section Number"/>
-    <w:basedOn w:val="BodyTextChar"/>
-  </w:style>
-  <w:style w:styleId="FootnoteReference" w:type="character">
-    <w:name w:val="Footnote Reference"/>
-    <w:basedOn w:val="BodyTextChar"/>
+    <w:basedOn w:val="CaptionChar"/>
+  </w:style>
+  <w:style w:type="character" w:styleId="FootnoteReference">
+    <w:name w:val="footnote reference"/>
+    <w:basedOn w:val="CaptionChar"/>
     <w:rPr>
       <w:vertAlign w:val="superscript"/>
     </w:rPr>
   </w:style>
-  <w:style w:styleId="Hyperlink" w:type="character">
+  <w:style w:type="character" w:styleId="Hyperlink">
     <w:name w:val="Hyperlink"/>
-    <w:basedOn w:val="BodyTextChar"/>
-    <w:rPr>
-      <w:color w:themeColor="accent1" w:val="4F81BD"/>
-    </w:rPr>
-  </w:style>
-  <w:style w:styleId="TOCHeading" w:type="paragraph">
+    <w:basedOn w:val="CaptionChar"/>
+    <w:rPr>
+      <w:color w:val="4F81BD" w:themeColor="accent1"/>
+    </w:rPr>
+  </w:style>
+  <w:style w:type="paragraph" w:styleId="TOCHeading">
     <w:name w:val="TOC Heading"/>
     <w:basedOn w:val="Heading1"/>
     <w:next w:val="BodyText"/>
@@ -3035,10 +3216,9 @@
       <w:outlineLvl w:val="9"/>
     </w:pPr>
     <w:rPr>
-      <w:rFonts w:asciiTheme="majorHAnsi" w:cstheme="majorBidi" w:eastAsiaTheme="majorEastAsia" w:hAnsiTheme="majorHAnsi"/>
       <w:b w:val="0"/>
       <w:bCs w:val="0"/>
-      <w:color w:themeColor="accent1" w:themeShade="BF" w:val="365F91"/>
+      <w:color w:val="365F91" w:themeColor="accent1" w:themeShade="BF"/>
     </w:rPr>
   </w:style>
   <w:style w:type="paragraph" w:customStyle="1" w:styleId="SourceCode">
@@ -3046,234 +3226,299 @@
     <w:basedOn w:val="Normal"/>
     <w:link w:val="VerbatimChar"/>
     <w:pPr>
-      <w:wordWrap w:val="off"/>
+      <w:wordWrap w:val="0"/>
     </w:pPr>
   </w:style>
   <w:style w:type="character" w:customStyle="1" w:styleId="KeywordTok">
     <w:name w:val="KeywordTok"/>
     <w:basedOn w:val="VerbatimChar"/>
     <w:rPr>
+      <w:rFonts w:ascii="Consolas" w:hAnsi="Consolas"/>
+      <w:b/>
       <w:color w:val="007020"/>
-      <w:b/>
+      <w:sz w:val="22"/>
     </w:rPr>
   </w:style>
   <w:style w:type="character" w:customStyle="1" w:styleId="DataTypeTok">
     <w:name w:val="DataTypeTok"/>
     <w:basedOn w:val="VerbatimChar"/>
     <w:rPr>
+      <w:rFonts w:ascii="Consolas" w:hAnsi="Consolas"/>
       <w:color w:val="902000"/>
+      <w:sz w:val="22"/>
     </w:rPr>
   </w:style>
   <w:style w:type="character" w:customStyle="1" w:styleId="DecValTok">
     <w:name w:val="DecValTok"/>
     <w:basedOn w:val="VerbatimChar"/>
     <w:rPr>
-      <w:color w:val="40a070"/>
+      <w:rFonts w:ascii="Consolas" w:hAnsi="Consolas"/>
+      <w:color w:val="40A070"/>
+      <w:sz w:val="22"/>
     </w:rPr>
   </w:style>
   <w:style w:type="character" w:customStyle="1" w:styleId="BaseNTok">
     <w:name w:val="BaseNTok"/>
     <w:basedOn w:val="VerbatimChar"/>
     <w:rPr>
-      <w:color w:val="40a070"/>
+      <w:rFonts w:ascii="Consolas" w:hAnsi="Consolas"/>
+      <w:color w:val="40A070"/>
+      <w:sz w:val="22"/>
     </w:rPr>
   </w:style>
   <w:style w:type="character" w:customStyle="1" w:styleId="FloatTok">
     <w:name w:val="FloatTok"/>
     <w:basedOn w:val="VerbatimChar"/>
     <w:rPr>
-      <w:color w:val="40a070"/>
+      <w:rFonts w:ascii="Consolas" w:hAnsi="Consolas"/>
+      <w:color w:val="40A070"/>
+      <w:sz w:val="22"/>
     </w:rPr>
   </w:style>
   <w:style w:type="character" w:customStyle="1" w:styleId="ConstantTok">
     <w:name w:val="ConstantTok"/>
     <w:basedOn w:val="VerbatimChar"/>
     <w:rPr>
+      <w:rFonts w:ascii="Consolas" w:hAnsi="Consolas"/>
       <w:color w:val="880000"/>
+      <w:sz w:val="22"/>
     </w:rPr>
   </w:style>
   <w:style w:type="character" w:customStyle="1" w:styleId="CharTok">
     <w:name w:val="CharTok"/>
     <w:basedOn w:val="VerbatimChar"/>
     <w:rPr>
-      <w:color w:val="4070a0"/>
+      <w:rFonts w:ascii="Consolas" w:hAnsi="Consolas"/>
+      <w:color w:val="4070A0"/>
+      <w:sz w:val="22"/>
     </w:rPr>
   </w:style>
   <w:style w:type="character" w:customStyle="1" w:styleId="SpecialCharTok">
     <w:name w:val="SpecialCharTok"/>
     <w:basedOn w:val="VerbatimChar"/>
     <w:rPr>
-      <w:color w:val="4070a0"/>
+      <w:rFonts w:ascii="Consolas" w:hAnsi="Consolas"/>
+      <w:color w:val="4070A0"/>
+      <w:sz w:val="22"/>
     </w:rPr>
   </w:style>
   <w:style w:type="character" w:customStyle="1" w:styleId="StringTok">
     <w:name w:val="StringTok"/>
     <w:basedOn w:val="VerbatimChar"/>
     <w:rPr>
-      <w:color w:val="4070a0"/>
+      <w:rFonts w:ascii="Consolas" w:hAnsi="Consolas"/>
+      <w:color w:val="4070A0"/>
+      <w:sz w:val="22"/>
     </w:rPr>
   </w:style>
   <w:style w:type="character" w:customStyle="1" w:styleId="VerbatimStringTok">
     <w:name w:val="VerbatimStringTok"/>
     <w:basedOn w:val="VerbatimChar"/>
     <w:rPr>
-      <w:color w:val="4070a0"/>
+      <w:rFonts w:ascii="Consolas" w:hAnsi="Consolas"/>
+      <w:color w:val="4070A0"/>
+      <w:sz w:val="22"/>
     </w:rPr>
   </w:style>
   <w:style w:type="character" w:customStyle="1" w:styleId="SpecialStringTok">
     <w:name w:val="SpecialStringTok"/>
     <w:basedOn w:val="VerbatimChar"/>
     <w:rPr>
-      <w:color w:val="bb6688"/>
+      <w:rFonts w:ascii="Consolas" w:hAnsi="Consolas"/>
+      <w:color w:val="BB6688"/>
+      <w:sz w:val="22"/>
     </w:rPr>
   </w:style>
   <w:style w:type="character" w:customStyle="1" w:styleId="ImportTok">
     <w:name w:val="ImportTok"/>
     <w:basedOn w:val="VerbatimChar"/>
     <w:rPr>
+      <w:rFonts w:ascii="Consolas" w:hAnsi="Consolas"/>
+      <w:b/>
       <w:color w:val="008000"/>
-      <w:b/>
+      <w:sz w:val="22"/>
     </w:rPr>
   </w:style>
   <w:style w:type="character" w:customStyle="1" w:styleId="CommentTok">
     <w:name w:val="CommentTok"/>
     <w:basedOn w:val="VerbatimChar"/>
     <w:rPr>
-      <w:color w:val="60a0b0"/>
+      <w:rFonts w:ascii="Consolas" w:hAnsi="Consolas"/>
       <w:i/>
+      <w:color w:val="60A0B0"/>
+      <w:sz w:val="22"/>
     </w:rPr>
   </w:style>
   <w:style w:type="character" w:customStyle="1" w:styleId="DocumentationTok">
     <w:name w:val="DocumentationTok"/>
     <w:basedOn w:val="VerbatimChar"/>
     <w:rPr>
-      <w:color w:val="ba2121"/>
+      <w:rFonts w:ascii="Consolas" w:hAnsi="Consolas"/>
       <w:i/>
+      <w:color w:val="BA2121"/>
+      <w:sz w:val="22"/>
     </w:rPr>
   </w:style>
   <w:style w:type="character" w:customStyle="1" w:styleId="AnnotationTok">
     <w:name w:val="AnnotationTok"/>
     <w:basedOn w:val="VerbatimChar"/>
     <w:rPr>
-      <w:color w:val="60a0b0"/>
+      <w:rFonts w:ascii="Consolas" w:hAnsi="Consolas"/>
       <w:b/>
       <w:i/>
+      <w:color w:val="60A0B0"/>
+      <w:sz w:val="22"/>
     </w:rPr>
   </w:style>
   <w:style w:type="character" w:customStyle="1" w:styleId="CommentVarTok">
     <w:name w:val="CommentVarTok"/>
     <w:basedOn w:val="VerbatimChar"/>
     <w:rPr>
-      <w:color w:val="60a0b0"/>
+      <w:rFonts w:ascii="Consolas" w:hAnsi="Consolas"/>
       <w:b/>
       <w:i/>
+      <w:color w:val="60A0B0"/>
+      <w:sz w:val="22"/>
     </w:rPr>
   </w:style>
   <w:style w:type="character" w:customStyle="1" w:styleId="OtherTok">
     <w:name w:val="OtherTok"/>
     <w:basedOn w:val="VerbatimChar"/>
     <w:rPr>
+      <w:rFonts w:ascii="Consolas" w:hAnsi="Consolas"/>
       <w:color w:val="007020"/>
+      <w:sz w:val="22"/>
     </w:rPr>
   </w:style>
   <w:style w:type="character" w:customStyle="1" w:styleId="FunctionTok">
     <w:name w:val="FunctionTok"/>
     <w:basedOn w:val="VerbatimChar"/>
     <w:rPr>
-      <w:color w:val="06287e"/>
+      <w:rFonts w:ascii="Consolas" w:hAnsi="Consolas"/>
+      <w:color w:val="06287E"/>
+      <w:sz w:val="22"/>
     </w:rPr>
   </w:style>
   <w:style w:type="character" w:customStyle="1" w:styleId="VariableTok">
     <w:name w:val="VariableTok"/>
     <w:basedOn w:val="VerbatimChar"/>
     <w:rPr>
-      <w:color w:val="19177c"/>
+      <w:rFonts w:ascii="Consolas" w:hAnsi="Consolas"/>
+      <w:color w:val="19177C"/>
+      <w:sz w:val="22"/>
     </w:rPr>
   </w:style>
   <w:style w:type="character" w:customStyle="1" w:styleId="ControlFlowTok">
     <w:name w:val="ControlFlowTok"/>
     <w:basedOn w:val="VerbatimChar"/>
     <w:rPr>
+      <w:rFonts w:ascii="Consolas" w:hAnsi="Consolas"/>
+      <w:b/>
       <w:color w:val="007020"/>
-      <w:b/>
+      <w:sz w:val="22"/>
     </w:rPr>
   </w:style>
   <w:style w:type="character" w:customStyle="1" w:styleId="OperatorTok">
     <w:name w:val="OperatorTok"/>
     <w:basedOn w:val="VerbatimChar"/>
     <w:rPr>
+      <w:rFonts w:ascii="Consolas" w:hAnsi="Consolas"/>
       <w:color w:val="666666"/>
+      <w:sz w:val="22"/>
     </w:rPr>
   </w:style>
   <w:style w:type="character" w:customStyle="1" w:styleId="BuiltInTok">
     <w:name w:val="BuiltInTok"/>
     <w:basedOn w:val="VerbatimChar"/>
     <w:rPr>
+      <w:rFonts w:ascii="Consolas" w:hAnsi="Consolas"/>
       <w:color w:val="008000"/>
+      <w:sz w:val="22"/>
     </w:rPr>
   </w:style>
   <w:style w:type="character" w:customStyle="1" w:styleId="ExtensionTok">
     <w:name w:val="ExtensionTok"/>
     <w:basedOn w:val="VerbatimChar"/>
-    <w:rPr/>
+    <w:rPr>
+      <w:rFonts w:ascii="Consolas" w:hAnsi="Consolas"/>
+      <w:sz w:val="22"/>
+    </w:rPr>
   </w:style>
   <w:style w:type="character" w:customStyle="1" w:styleId="PreprocessorTok">
     <w:name w:val="PreprocessorTok"/>
     <w:basedOn w:val="VerbatimChar"/>
     <w:rPr>
-      <w:color w:val="bc7a00"/>
+      <w:rFonts w:ascii="Consolas" w:hAnsi="Consolas"/>
+      <w:color w:val="BC7A00"/>
+      <w:sz w:val="22"/>
     </w:rPr>
   </w:style>
   <w:style w:type="character" w:customStyle="1" w:styleId="AttributeTok">
     <w:name w:val="AttributeTok"/>
     <w:basedOn w:val="VerbatimChar"/>
     <w:rPr>
-      <w:color w:val="7d9029"/>
+      <w:rFonts w:ascii="Consolas" w:hAnsi="Consolas"/>
+      <w:color w:val="7D9029"/>
+      <w:sz w:val="22"/>
     </w:rPr>
   </w:style>
   <w:style w:type="character" w:customStyle="1" w:styleId="RegionMarkerTok">
     <w:name w:val="RegionMarkerTok"/>
     <w:basedOn w:val="VerbatimChar"/>
-    <w:rPr/>
+    <w:rPr>
+      <w:rFonts w:ascii="Consolas" w:hAnsi="Consolas"/>
+      <w:sz w:val="22"/>
+    </w:rPr>
   </w:style>
   <w:style w:type="character" w:customStyle="1" w:styleId="InformationTok">
     <w:name w:val="InformationTok"/>
     <w:basedOn w:val="VerbatimChar"/>
     <w:rPr>
-      <w:color w:val="60a0b0"/>
+      <w:rFonts w:ascii="Consolas" w:hAnsi="Consolas"/>
       <w:b/>
       <w:i/>
+      <w:color w:val="60A0B0"/>
+      <w:sz w:val="22"/>
     </w:rPr>
   </w:style>
   <w:style w:type="character" w:customStyle="1" w:styleId="WarningTok">
     <w:name w:val="WarningTok"/>
     <w:basedOn w:val="VerbatimChar"/>
     <w:rPr>
-      <w:color w:val="60a0b0"/>
+      <w:rFonts w:ascii="Consolas" w:hAnsi="Consolas"/>
       <w:b/>
       <w:i/>
+      <w:color w:val="60A0B0"/>
+      <w:sz w:val="22"/>
     </w:rPr>
   </w:style>
   <w:style w:type="character" w:customStyle="1" w:styleId="AlertTok">
     <w:name w:val="AlertTok"/>
     <w:basedOn w:val="VerbatimChar"/>
     <w:rPr>
-      <w:color w:val="ff0000"/>
+      <w:rFonts w:ascii="Consolas" w:hAnsi="Consolas"/>
       <w:b/>
+      <w:color w:val="FF0000"/>
+      <w:sz w:val="22"/>
     </w:rPr>
   </w:style>
   <w:style w:type="character" w:customStyle="1" w:styleId="ErrorTok">
     <w:name w:val="ErrorTok"/>
     <w:basedOn w:val="VerbatimChar"/>
     <w:rPr>
-      <w:color w:val="ff0000"/>
+      <w:rFonts w:ascii="Consolas" w:hAnsi="Consolas"/>
       <w:b/>
+      <w:color w:val="FF0000"/>
+      <w:sz w:val="22"/>
     </w:rPr>
   </w:style>
   <w:style w:type="character" w:customStyle="1" w:styleId="NormalTok">
     <w:name w:val="NormalTok"/>
     <w:basedOn w:val="VerbatimChar"/>
-    <w:rPr/>
+    <w:rPr>
+      <w:rFonts w:ascii="Consolas" w:hAnsi="Consolas"/>
+      <w:sz w:val="22"/>
+    </w:rPr>
   </w:style>
 </w:styles>
 </file>
